--- a/doc/詩/宋朝/蘇東坡/蘇軾-觀潮.docx
+++ b/doc/詩/宋朝/蘇東坡/蘇軾-觀潮.docx
@@ -1,6 +1,6 @@
 
 <file path=word/document.xml><?xml version="1.0" encoding="utf-8"?>
-<w:document xmlns:wpc="http://schemas.microsoft.com/office/word/2010/wordprocessingCanvas" xmlns:cx="http://schemas.microsoft.com/office/drawing/2014/chartex" xmlns:cx1="http://schemas.microsoft.com/office/drawing/2015/9/8/chartex" xmlns:cx2="http://schemas.microsoft.com/office/drawing/2015/10/21/chartex" xmlns:cx3="http://schemas.microsoft.com/office/drawing/2016/5/9/chartex" xmlns:cx4="http://schemas.microsoft.com/office/drawing/2016/5/10/chartex" xmlns:cx5="http://schemas.microsoft.com/office/drawing/2016/5/11/chartex" xmlns:cx6="http://schemas.microsoft.com/office/drawing/2016/5/12/chartex" xmlns:cx7="http://schemas.microsoft.com/office/drawing/2016/5/13/chartex" xmlns:cx8="http://schemas.microsoft.com/office/drawing/2016/5/14/chartex" xmlns:mc="http://schemas.openxmlformats.org/markup-compatibility/2006" xmlns:aink="http://schemas.microsoft.com/office/drawing/2016/ink" xmlns:am3d="http://schemas.microsoft.com/office/drawing/2017/model3d" xmlns:o="urn:schemas-microsoft-com:office:office" xmlns:oel="http://schemas.microsoft.com/office/2019/extlst" xmlns:r="http://schemas.openxmlformats.org/officeDocument/2006/relationships" xmlns:m="http://schemas.openxmlformats.org/officeDocument/2006/math" xmlns:v="urn:schemas-microsoft-com:vml" xmlns:wp14="http://schemas.microsoft.com/office/word/2010/wordprocessingDrawing" xmlns:wp="http://schemas.openxmlformats.org/drawingml/2006/wordprocessingDrawing" xmlns:w10="urn:schemas-microsoft-com:office:word" xmlns:w="http://schemas.openxmlformats.org/wordprocessingml/2006/main" xmlns:w14="http://schemas.microsoft.com/office/word/2010/wordml" xmlns:w15="http://schemas.microsoft.com/office/word/2012/wordml" xmlns:w16cex="http://schemas.microsoft.com/office/word/2018/wordml/cex" xmlns:w16cid="http://schemas.microsoft.com/office/word/2016/wordml/cid" xmlns:w16="http://schemas.microsoft.com/office/word/2018/wordml" xmlns:w16du="http://schemas.microsoft.com/office/word/2023/wordml/word16du" xmlns:w16sdtdh="http://schemas.microsoft.com/office/word/2020/wordml/sdtdatahash" xmlns:w16se="http://schemas.microsoft.com/office/word/2015/wordml/symex" xmlns:wpg="http://schemas.microsoft.com/office/word/2010/wordprocessingGroup" xmlns:wpi="http://schemas.microsoft.com/office/word/2010/wordprocessingInk" xmlns:wne="http://schemas.microsoft.com/office/word/2006/wordml" xmlns:wps="http://schemas.microsoft.com/office/word/2010/wordprocessingShape" mc:Ignorable="w14 w15 w16se w16cid w16 w16cex w16sdtdh wp14">
+<w:document xmlns:wpc="http://schemas.microsoft.com/office/word/2010/wordprocessingCanvas" xmlns:cx="http://schemas.microsoft.com/office/drawing/2014/chartex" xmlns:cx1="http://schemas.microsoft.com/office/drawing/2015/9/8/chartex" xmlns:cx2="http://schemas.microsoft.com/office/drawing/2015/10/21/chartex" xmlns:cx3="http://schemas.microsoft.com/office/drawing/2016/5/9/chartex" xmlns:cx4="http://schemas.microsoft.com/office/drawing/2016/5/10/chartex" xmlns:cx5="http://schemas.microsoft.com/office/drawing/2016/5/11/chartex" xmlns:cx6="http://schemas.microsoft.com/office/drawing/2016/5/12/chartex" xmlns:cx7="http://schemas.microsoft.com/office/drawing/2016/5/13/chartex" xmlns:cx8="http://schemas.microsoft.com/office/drawing/2016/5/14/chartex" xmlns:mc="http://schemas.openxmlformats.org/markup-compatibility/2006" xmlns:aink="http://schemas.microsoft.com/office/drawing/2016/ink" xmlns:am3d="http://schemas.microsoft.com/office/drawing/2017/model3d" xmlns:o="urn:schemas-microsoft-com:office:office" xmlns:r="http://schemas.openxmlformats.org/officeDocument/2006/relationships" xmlns:m="http://schemas.openxmlformats.org/officeDocument/2006/math" xmlns:v="urn:schemas-microsoft-com:vml" xmlns:wp14="http://schemas.microsoft.com/office/word/2010/wordprocessingDrawing" xmlns:wp="http://schemas.openxmlformats.org/drawingml/2006/wordprocessingDrawing" xmlns:w10="urn:schemas-microsoft-com:office:word" xmlns:w="http://schemas.openxmlformats.org/wordprocessingml/2006/main" xmlns:w14="http://schemas.microsoft.com/office/word/2010/wordml" xmlns:w15="http://schemas.microsoft.com/office/word/2012/wordml" xmlns:w16cex="http://schemas.microsoft.com/office/word/2018/wordml/cex" xmlns:w16cid="http://schemas.microsoft.com/office/word/2016/wordml/cid" xmlns:w16="http://schemas.microsoft.com/office/word/2018/wordml" xmlns:w16sdtdh="http://schemas.microsoft.com/office/word/2020/wordml/sdtdatahash" xmlns:w16se="http://schemas.microsoft.com/office/word/2015/wordml/symex" xmlns:wpg="http://schemas.microsoft.com/office/word/2010/wordprocessingGroup" xmlns:wpi="http://schemas.microsoft.com/office/word/2010/wordprocessingInk" xmlns:wne="http://schemas.microsoft.com/office/word/2006/wordml" xmlns:wps="http://schemas.microsoft.com/office/word/2010/wordprocessingShape" mc:Ignorable="w14 w15 w16se w16cid w16 w16cex w16sdtdh wp14">
   <w:body>
     <w:p>
       <w:pPr>
@@ -61,16 +61,7 @@
           <w:sz w:val="52"/>
           <w:szCs w:val="52"/>
         </w:rPr>
-        <w:t xml:space="preserve">     </w:t>
-      </w:r>
-      <w:r>
-        <w:rPr>
-          <w:rFonts w:hint="eastAsia"/>
-          <w:kern w:val="0"/>
-          <w:sz w:val="52"/>
-          <w:szCs w:val="52"/>
-        </w:rPr>
-        <w:t xml:space="preserve"> </w:t>
+        <w:t xml:space="preserve">    </w:t>
       </w:r>
       <w:r>
         <w:rPr>
@@ -151,7 +142,7 @@
     </w:p>
     <w:p>
       <w:pPr>
-        <w:spacing w:after="0" w:line="480" w:lineRule="exact"/>
+        <w:spacing w:after="0" w:line="400" w:lineRule="exact"/>
         <w:ind w:left="0" w:right="0" w:firstLine="0"/>
         <w:rPr>
           <w:szCs w:val="28"/>
@@ -220,7 +211,7 @@
     </w:p>
     <w:p>
       <w:pPr>
-        <w:spacing w:after="0" w:line="480" w:lineRule="exact"/>
+        <w:spacing w:after="0" w:line="400" w:lineRule="exact"/>
         <w:ind w:left="0" w:right="0" w:firstLine="0"/>
         <w:rPr>
           <w:szCs w:val="28"/>
@@ -380,7 +371,7 @@
           <w:numId w:val="18"/>
         </w:numPr>
         <w:spacing w:after="0" w:line="440" w:lineRule="exact"/>
-        <w:ind w:leftChars="0" w:left="482" w:right="0" w:hanging="482"/>
+        <w:ind w:leftChars="0" w:left="284" w:right="0" w:hanging="284"/>
         <w:rPr>
           <w:color w:val="0F0F0F"/>
           <w:szCs w:val="28"/>
@@ -420,7 +411,7 @@
           <w:numId w:val="18"/>
         </w:numPr>
         <w:spacing w:after="0" w:line="440" w:lineRule="exact"/>
-        <w:ind w:leftChars="0" w:left="482" w:right="0" w:hanging="482"/>
+        <w:ind w:leftChars="0" w:left="284" w:right="0" w:hanging="284"/>
         <w:rPr>
           <w:color w:val="0F0F0F"/>
           <w:szCs w:val="28"/>
@@ -455,8 +446,9 @@
     </w:p>
     <w:p>
       <w:pPr>
-        <w:spacing w:after="0" w:line="480" w:lineRule="exact"/>
+        <w:spacing w:after="0" w:line="400" w:lineRule="exact"/>
         <w:ind w:left="-6" w:right="0" w:hanging="11"/>
+        <w:jc w:val="both"/>
         <w:rPr>
           <w:bCs/>
           <w:szCs w:val="28"/>
@@ -475,14 +467,6 @@
           <w:rFonts w:hint="eastAsia"/>
           <w:bCs/>
           <w:szCs w:val="28"/>
-        </w:rPr>
-        <w:t>翻開</w:t>
-      </w:r>
-      <w:r>
-        <w:rPr>
-          <w:rFonts w:hint="eastAsia"/>
-          <w:bCs/>
-          <w:szCs w:val="28"/>
           <w:u w:val="single"/>
         </w:rPr>
         <w:t>蘇軾</w:t>
@@ -493,7 +477,16 @@
           <w:bCs/>
           <w:szCs w:val="28"/>
         </w:rPr>
-        <w:t>的詩集，描寫</w:t>
+        <w:t>的《觀潮》（又名《廬山煙雨》）是他臨終前寫給</w:t>
+      </w:r>
+      <w:proofErr w:type="gramStart"/>
+      <w:r>
+        <w:rPr>
+          <w:rFonts w:hint="eastAsia"/>
+          <w:bCs/>
+          <w:szCs w:val="28"/>
+        </w:rPr>
+        <w:t>幼子</w:t>
       </w:r>
       <w:r>
         <w:rPr>
@@ -502,92 +495,59 @@
           <w:szCs w:val="28"/>
           <w:u w:val="single"/>
         </w:rPr>
-        <w:t>廬山</w:t>
-      </w:r>
-      <w:r>
-        <w:rPr>
-          <w:rFonts w:hint="eastAsia"/>
-          <w:bCs/>
-          <w:szCs w:val="28"/>
-        </w:rPr>
-        <w:t>和</w:t>
-      </w:r>
-      <w:r>
-        <w:rPr>
-          <w:rFonts w:hint="eastAsia"/>
-          <w:bCs/>
-          <w:szCs w:val="28"/>
-          <w:u w:val="single"/>
-        </w:rPr>
-        <w:t>杭州</w:t>
-      </w:r>
-      <w:r>
-        <w:rPr>
-          <w:rFonts w:hint="eastAsia"/>
-          <w:bCs/>
-          <w:szCs w:val="28"/>
-        </w:rPr>
-        <w:t>的詩篇可說不少，但是這一首《觀潮》所流露的思想感情卻很特別，極具禪味。</w:t>
+        <w:t>蘇過</w:t>
+      </w:r>
+      <w:r>
+        <w:rPr>
+          <w:rFonts w:hint="eastAsia"/>
+          <w:bCs/>
+          <w:szCs w:val="28"/>
+        </w:rPr>
+        <w:t>的</w:t>
+      </w:r>
+      <w:proofErr w:type="gramEnd"/>
+      <w:r>
+        <w:rPr>
+          <w:rFonts w:hint="eastAsia"/>
+          <w:bCs/>
+          <w:szCs w:val="28"/>
+        </w:rPr>
+        <w:t>絕筆之作。這首短短二十八字的七言絕句，沒有華麗的辭藻，卻以極具思辨性的結構，道盡了他一生歷經</w:t>
+      </w:r>
+      <w:r>
+        <w:rPr>
+          <w:rFonts w:hint="eastAsia"/>
+          <w:b/>
+          <w:szCs w:val="28"/>
+        </w:rPr>
+        <w:t>政治風霜</w:t>
+      </w:r>
+      <w:r>
+        <w:rPr>
+          <w:rFonts w:hint="eastAsia"/>
+          <w:bCs/>
+          <w:szCs w:val="28"/>
+        </w:rPr>
+        <w:t>與流放歲月後的最高生命智慧。</w:t>
       </w:r>
     </w:p>
     <w:p>
       <w:pPr>
-        <w:spacing w:after="0" w:line="480" w:lineRule="exact"/>
+        <w:spacing w:after="0" w:line="400" w:lineRule="exact"/>
         <w:ind w:left="-6" w:right="0" w:hanging="11"/>
-        <w:rPr>
-          <w:bCs/>
-          <w:szCs w:val="28"/>
-        </w:rPr>
-      </w:pPr>
-      <w:r>
-        <w:rPr>
-          <w:rFonts w:hint="eastAsia"/>
-          <w:bCs/>
-          <w:szCs w:val="28"/>
-        </w:rPr>
-        <w:t xml:space="preserve">    </w:t>
-      </w:r>
-      <w:r>
-        <w:rPr>
-          <w:rFonts w:hint="eastAsia"/>
-          <w:bCs/>
-          <w:szCs w:val="28"/>
-        </w:rPr>
-        <w:t>就</w:t>
-      </w:r>
-      <w:r>
-        <w:rPr>
-          <w:rFonts w:hint="eastAsia"/>
-          <w:bCs/>
-          <w:szCs w:val="28"/>
-          <w:u w:val="single"/>
-        </w:rPr>
-        <w:t>蘇軾</w:t>
-      </w:r>
-      <w:r>
-        <w:rPr>
-          <w:rFonts w:hint="eastAsia"/>
-          <w:bCs/>
-          <w:szCs w:val="28"/>
-        </w:rPr>
-        <w:t>的</w:t>
-      </w:r>
-      <w:r>
-        <w:rPr>
-          <w:rFonts w:hint="eastAsia"/>
-          <w:bCs/>
-          <w:szCs w:val="28"/>
-          <w:u w:val="single"/>
-        </w:rPr>
-        <w:t>廬山</w:t>
-      </w:r>
-      <w:r>
-        <w:rPr>
-          <w:rFonts w:hint="eastAsia"/>
-          <w:bCs/>
-          <w:szCs w:val="28"/>
-        </w:rPr>
-        <w:t>詩而言，他寫的“橫看成嶺側成峰，遠近高低各不同。不識廬山真面目，只緣身在此山中</w:t>
+        <w:jc w:val="both"/>
+        <w:rPr>
+          <w:bCs/>
+          <w:szCs w:val="28"/>
+        </w:rPr>
+      </w:pPr>
+      <w:r>
+        <w:rPr>
+          <w:rFonts w:hint="eastAsia"/>
+          <w:bCs/>
+          <w:szCs w:val="28"/>
+        </w:rPr>
+        <w:t xml:space="preserve">　　</w:t>
       </w:r>
       <w:proofErr w:type="gramStart"/>
       <w:r>
@@ -596,7 +556,7 @@
           <w:bCs/>
           <w:szCs w:val="28"/>
         </w:rPr>
-        <w:t>”</w:t>
+        <w:t>本詩最</w:t>
       </w:r>
       <w:proofErr w:type="gramEnd"/>
       <w:r>
@@ -605,24 +565,55 @@
           <w:bCs/>
           <w:szCs w:val="28"/>
         </w:rPr>
-        <w:t>就別開生面；他寫的</w:t>
-      </w:r>
-      <w:r>
-        <w:rPr>
-          <w:rFonts w:hint="eastAsia"/>
-          <w:bCs/>
-          <w:szCs w:val="28"/>
-          <w:u w:val="single"/>
-        </w:rPr>
-        <w:t>西湖</w:t>
-      </w:r>
-      <w:r>
-        <w:rPr>
-          <w:rFonts w:hint="eastAsia"/>
-          <w:bCs/>
-          <w:szCs w:val="28"/>
-        </w:rPr>
-        <w:t>詩“波光</w:t>
+        <w:t>令人驚歎的，莫過於第一句與第四句的完全重疊</w:t>
+      </w:r>
+      <w:r>
+        <w:rPr>
+          <w:rFonts w:hint="eastAsia"/>
+          <w:bCs/>
+          <w:szCs w:val="28"/>
+        </w:rPr>
+        <w:t>--</w:t>
+      </w:r>
+      <w:r>
+        <w:rPr>
+          <w:rFonts w:hint="eastAsia"/>
+          <w:bCs/>
+          <w:szCs w:val="28"/>
+        </w:rPr>
+        <w:t>「廬山煙雨浙江潮」。這種「</w:t>
+      </w:r>
+      <w:r>
+        <w:rPr>
+          <w:rFonts w:hint="eastAsia"/>
+          <w:b/>
+          <w:szCs w:val="28"/>
+        </w:rPr>
+        <w:t>迴環</w:t>
+      </w:r>
+      <w:r>
+        <w:rPr>
+          <w:rFonts w:hint="eastAsia"/>
+          <w:bCs/>
+          <w:szCs w:val="28"/>
+        </w:rPr>
+        <w:t>」的結構並非單調的重複，而是空間與心理軌跡的完美</w:t>
+      </w:r>
+      <w:r>
+        <w:rPr>
+          <w:rFonts w:hint="eastAsia"/>
+          <w:b/>
+          <w:szCs w:val="28"/>
+        </w:rPr>
+        <w:t>映照</w:t>
+      </w:r>
+      <w:r>
+        <w:rPr>
+          <w:rFonts w:hint="eastAsia"/>
+          <w:bCs/>
+          <w:szCs w:val="28"/>
+        </w:rPr>
+        <w:t>。</w:t>
       </w:r>
       <w:proofErr w:type="gramStart"/>
       <w:r>
@@ -631,7 +622,7 @@
           <w:bCs/>
           <w:szCs w:val="28"/>
         </w:rPr>
-        <w:t>灩瀲晴方好</w:t>
+        <w:t>首句的</w:t>
       </w:r>
       <w:proofErr w:type="gramEnd"/>
       <w:r>
@@ -640,7 +631,7 @@
           <w:bCs/>
           <w:szCs w:val="28"/>
         </w:rPr>
-        <w:t>、山色空</w:t>
+        <w:t>「廬山煙雨浙江潮」代表的是客觀存在的勝景，是</w:t>
       </w:r>
       <w:proofErr w:type="gramStart"/>
       <w:r>
@@ -649,7 +640,7 @@
           <w:bCs/>
           <w:szCs w:val="28"/>
         </w:rPr>
-        <w:t>濛</w:t>
+        <w:t>活在他人耳傳</w:t>
       </w:r>
       <w:proofErr w:type="gramEnd"/>
       <w:r>
@@ -658,48 +649,16 @@
           <w:bCs/>
           <w:szCs w:val="28"/>
         </w:rPr>
-        <w:t>雨亦奇。</w:t>
-      </w:r>
-      <w:r>
-        <w:rPr>
-          <w:rFonts w:hint="eastAsia"/>
-          <w:bCs/>
-          <w:szCs w:val="28"/>
-        </w:rPr>
-        <w:t>欲</w:t>
-      </w:r>
-      <w:r>
-        <w:rPr>
-          <w:rFonts w:hint="eastAsia"/>
-          <w:bCs/>
-          <w:szCs w:val="28"/>
-        </w:rPr>
-        <w:t>把西湖比西子，淡</w:t>
-      </w:r>
-      <w:r>
-        <w:rPr>
-          <w:rFonts w:hint="eastAsia"/>
-          <w:bCs/>
-          <w:szCs w:val="28"/>
-        </w:rPr>
-        <w:t>妝</w:t>
-      </w:r>
-      <w:r>
-        <w:rPr>
-          <w:rFonts w:hint="eastAsia"/>
-          <w:bCs/>
-          <w:szCs w:val="28"/>
-        </w:rPr>
-        <w:t>濃抹總相宜</w:t>
+        <w:t>與自身想像中的「彼岸」；而末句的「廬山煙雨浙江潮」，則是詩人親臨其境、</w:t>
       </w:r>
       <w:proofErr w:type="gramStart"/>
       <w:r>
         <w:rPr>
           <w:rFonts w:hint="eastAsia"/>
-          <w:bCs/>
-          <w:szCs w:val="28"/>
-        </w:rPr>
-        <w:t>”</w:t>
+          <w:b/>
+          <w:szCs w:val="28"/>
+        </w:rPr>
+        <w:t>閱盡滄桑</w:t>
       </w:r>
       <w:proofErr w:type="gramEnd"/>
       <w:r>
@@ -708,7 +667,7 @@
           <w:bCs/>
           <w:szCs w:val="28"/>
         </w:rPr>
-        <w:t>也</w:t>
+        <w:t>後，</w:t>
       </w:r>
       <w:r>
         <w:rPr>
@@ -716,127 +675,42 @@
           <w:b/>
           <w:szCs w:val="28"/>
         </w:rPr>
-        <w:t>獨步</w:t>
-      </w:r>
-      <w:r>
-        <w:rPr>
-          <w:rFonts w:hint="eastAsia"/>
-          <w:bCs/>
-          <w:szCs w:val="28"/>
-        </w:rPr>
-        <w:t>古今。前者哲理趣味極濃，說明如陷在裡面跳不出來，就常被現象迷惑而看不到客觀事物的真相。後者觀察景物敏銳而深刻，譬</w:t>
-      </w:r>
-      <w:r>
-        <w:rPr>
-          <w:rFonts w:hint="eastAsia"/>
-          <w:bCs/>
-          <w:szCs w:val="28"/>
-        </w:rPr>
-        <w:t>喻</w:t>
-      </w:r>
-      <w:r>
-        <w:rPr>
-          <w:rFonts w:hint="eastAsia"/>
-          <w:bCs/>
-          <w:szCs w:val="28"/>
-        </w:rPr>
-        <w:t>恰到好處。《觀潮》</w:t>
-      </w:r>
-      <w:proofErr w:type="gramStart"/>
-      <w:r>
-        <w:rPr>
-          <w:rFonts w:hint="eastAsia"/>
-          <w:bCs/>
-          <w:szCs w:val="28"/>
-        </w:rPr>
-        <w:t>一</w:t>
-      </w:r>
-      <w:proofErr w:type="gramEnd"/>
-      <w:r>
-        <w:rPr>
-          <w:rFonts w:hint="eastAsia"/>
-          <w:bCs/>
-          <w:szCs w:val="28"/>
-        </w:rPr>
-        <w:t>詩，也是</w:t>
-      </w:r>
-      <w:r>
-        <w:rPr>
-          <w:rFonts w:hint="eastAsia"/>
-          <w:bCs/>
-          <w:szCs w:val="28"/>
-        </w:rPr>
-        <w:t>基</w:t>
-      </w:r>
-      <w:r>
-        <w:rPr>
-          <w:rFonts w:hint="eastAsia"/>
-          <w:bCs/>
-          <w:szCs w:val="28"/>
-        </w:rPr>
-        <w:t>於以往人生體驗，看清自己</w:t>
-      </w:r>
-      <w:r>
-        <w:rPr>
-          <w:rFonts w:hint="eastAsia"/>
-          <w:b/>
-          <w:szCs w:val="28"/>
-        </w:rPr>
-        <w:t>心</w:t>
-      </w:r>
-      <w:proofErr w:type="gramStart"/>
-      <w:r>
-        <w:rPr>
-          <w:rFonts w:hint="eastAsia"/>
-          <w:b/>
-          <w:szCs w:val="28"/>
-        </w:rPr>
-        <w:t>隨境轉</w:t>
-      </w:r>
-      <w:proofErr w:type="gramEnd"/>
-      <w:r>
-        <w:rPr>
-          <w:rFonts w:hint="eastAsia"/>
-          <w:bCs/>
-          <w:szCs w:val="28"/>
-        </w:rPr>
-        <w:t>、雜念叢生的衝動之後的淡雅，</w:t>
-      </w:r>
-      <w:proofErr w:type="gramStart"/>
-      <w:r>
-        <w:rPr>
-          <w:rFonts w:hint="eastAsia"/>
-          <w:bCs/>
-          <w:szCs w:val="28"/>
-        </w:rPr>
-        <w:t>不</w:t>
-      </w:r>
-      <w:proofErr w:type="gramEnd"/>
-      <w:r>
-        <w:rPr>
-          <w:rFonts w:hint="eastAsia"/>
-          <w:bCs/>
-          <w:szCs w:val="28"/>
-        </w:rPr>
-        <w:t>隨著衝動妄念走。</w:t>
+        <w:t>回歸本質</w:t>
+      </w:r>
+      <w:r>
+        <w:rPr>
+          <w:rFonts w:hint="eastAsia"/>
+          <w:bCs/>
+          <w:szCs w:val="28"/>
+        </w:rPr>
+        <w:t>的省悟。同樣的風景，在詩人的精神世界裡，卻完成了從「執著」到「超然」的質變。</w:t>
       </w:r>
     </w:p>
     <w:p>
       <w:pPr>
-        <w:spacing w:after="0" w:line="480" w:lineRule="exact"/>
+        <w:spacing w:after="0" w:line="400" w:lineRule="exact"/>
         <w:ind w:left="-6" w:right="0" w:hanging="11"/>
-        <w:rPr>
-          <w:bCs/>
-          <w:szCs w:val="28"/>
-        </w:rPr>
-      </w:pPr>
-      <w:r>
-        <w:rPr>
-          <w:rFonts w:hint="eastAsia"/>
-          <w:bCs/>
-          <w:szCs w:val="28"/>
-        </w:rPr>
-        <w:t xml:space="preserve">    </w:t>
+        <w:jc w:val="both"/>
+        <w:rPr>
+          <w:bCs/>
+          <w:szCs w:val="28"/>
+        </w:rPr>
+      </w:pPr>
+      <w:r>
+        <w:rPr>
+          <w:rFonts w:hint="eastAsia"/>
+          <w:bCs/>
+          <w:szCs w:val="28"/>
+        </w:rPr>
+        <w:t xml:space="preserve">　　</w:t>
+      </w:r>
+      <w:r>
+        <w:rPr>
+          <w:rFonts w:hint="eastAsia"/>
+          <w:bCs/>
+          <w:szCs w:val="28"/>
+        </w:rPr>
+        <w:t>承接</w:t>
       </w:r>
       <w:proofErr w:type="gramStart"/>
       <w:r>
@@ -845,437 +719,145 @@
           <w:bCs/>
           <w:szCs w:val="28"/>
         </w:rPr>
-        <w:t>從詩的</w:t>
+        <w:t>首句，次句</w:t>
       </w:r>
       <w:proofErr w:type="gramEnd"/>
       <w:r>
         <w:rPr>
           <w:rFonts w:hint="eastAsia"/>
+          <w:bCs/>
+          <w:szCs w:val="28"/>
+        </w:rPr>
+        <w:t>「未至</w:t>
+      </w:r>
+      <w:proofErr w:type="gramStart"/>
+      <w:r>
+        <w:rPr>
+          <w:rFonts w:hint="eastAsia"/>
+          <w:bCs/>
+          <w:szCs w:val="28"/>
+        </w:rPr>
+        <w:t>千般恨不消</w:t>
+      </w:r>
+      <w:proofErr w:type="gramEnd"/>
+      <w:r>
+        <w:rPr>
+          <w:rFonts w:hint="eastAsia"/>
+          <w:bCs/>
+          <w:szCs w:val="28"/>
+        </w:rPr>
+        <w:t>」精</w:t>
+      </w:r>
+      <w:proofErr w:type="gramStart"/>
+      <w:r>
+        <w:rPr>
+          <w:rFonts w:hint="eastAsia"/>
+          <w:bCs/>
+          <w:szCs w:val="28"/>
+        </w:rPr>
+        <w:t>準</w:t>
+      </w:r>
+      <w:proofErr w:type="gramEnd"/>
+      <w:r>
+        <w:rPr>
+          <w:rFonts w:hint="eastAsia"/>
+          <w:bCs/>
+          <w:szCs w:val="28"/>
+        </w:rPr>
+        <w:t>捕捉了人性中的共通弱點：得不到的永遠在騷動。</w:t>
+      </w:r>
+      <w:r>
+        <w:rPr>
+          <w:rFonts w:hint="eastAsia"/>
+          <w:bCs/>
+          <w:szCs w:val="28"/>
+          <w:u w:val="single"/>
+        </w:rPr>
+        <w:t>廬山</w:t>
+      </w:r>
+      <w:r>
+        <w:rPr>
+          <w:rFonts w:hint="eastAsia"/>
+          <w:bCs/>
+          <w:szCs w:val="28"/>
+        </w:rPr>
+        <w:t>的朦朧煙雨和</w:t>
+      </w:r>
+      <w:r>
+        <w:rPr>
+          <w:rFonts w:hint="eastAsia"/>
+          <w:bCs/>
+          <w:szCs w:val="28"/>
+          <w:u w:val="single"/>
+        </w:rPr>
+        <w:t>錢塘江</w:t>
+      </w:r>
+      <w:r>
+        <w:rPr>
+          <w:rFonts w:hint="eastAsia"/>
+          <w:bCs/>
+          <w:szCs w:val="28"/>
+        </w:rPr>
+        <w:t>的</w:t>
+      </w:r>
+      <w:r>
+        <w:rPr>
+          <w:rFonts w:hint="eastAsia"/>
           <w:b/>
           <w:szCs w:val="28"/>
         </w:rPr>
-        <w:t>命意</w:t>
-      </w:r>
-      <w:r>
-        <w:rPr>
-          <w:rFonts w:hint="eastAsia"/>
-          <w:bCs/>
-          <w:szCs w:val="28"/>
-        </w:rPr>
-        <w:t>看，可以看出詩人對</w:t>
-      </w:r>
-      <w:r>
-        <w:rPr>
-          <w:rFonts w:hint="eastAsia"/>
-          <w:bCs/>
-          <w:szCs w:val="28"/>
-          <w:u w:val="single"/>
-        </w:rPr>
-        <w:t>廬山</w:t>
-      </w:r>
-      <w:r>
-        <w:rPr>
-          <w:rFonts w:hint="eastAsia"/>
-          <w:bCs/>
-          <w:szCs w:val="28"/>
-        </w:rPr>
-        <w:t>的風景和</w:t>
-      </w:r>
-      <w:r>
-        <w:rPr>
-          <w:rFonts w:hint="eastAsia"/>
-          <w:bCs/>
-          <w:szCs w:val="28"/>
-          <w:u w:val="single"/>
-        </w:rPr>
-        <w:t>錢塘江</w:t>
-      </w:r>
-      <w:r>
-        <w:rPr>
-          <w:rFonts w:hint="eastAsia"/>
-          <w:bCs/>
-          <w:szCs w:val="28"/>
-        </w:rPr>
-        <w:t>潮慕名已久，常</w:t>
-      </w:r>
-      <w:proofErr w:type="gramStart"/>
+        <w:t>磅礴</w:t>
+      </w:r>
+      <w:r>
+        <w:rPr>
+          <w:rFonts w:hint="eastAsia"/>
+          <w:bCs/>
+          <w:szCs w:val="28"/>
+        </w:rPr>
+        <w:t>大潮，被內化為人們心中對名利、理想或某種</w:t>
+      </w:r>
       <w:r>
         <w:rPr>
           <w:rFonts w:hint="eastAsia"/>
           <w:b/>
           <w:szCs w:val="28"/>
         </w:rPr>
-        <w:t>縈</w:t>
-      </w:r>
-      <w:proofErr w:type="gramEnd"/>
-      <w:r>
-        <w:rPr>
-          <w:rFonts w:hint="eastAsia"/>
-          <w:bCs/>
-          <w:szCs w:val="28"/>
-        </w:rPr>
-        <w:t>於夢</w:t>
-      </w:r>
-      <w:proofErr w:type="gramStart"/>
-      <w:r>
-        <w:rPr>
-          <w:rFonts w:hint="eastAsia"/>
-          <w:bCs/>
-          <w:szCs w:val="28"/>
-        </w:rPr>
-        <w:t>寐</w:t>
-      </w:r>
-      <w:proofErr w:type="gramEnd"/>
-      <w:r>
-        <w:rPr>
-          <w:rFonts w:hint="eastAsia"/>
-          <w:bCs/>
-          <w:szCs w:val="28"/>
-        </w:rPr>
-        <w:t>。似乎如果不能身歷</w:t>
-      </w:r>
-      <w:r>
-        <w:rPr>
-          <w:rFonts w:hint="eastAsia"/>
-          <w:bCs/>
-          <w:szCs w:val="28"/>
-          <w:u w:val="single"/>
-        </w:rPr>
-        <w:t>廬山</w:t>
-      </w:r>
-      <w:r>
-        <w:rPr>
-          <w:rFonts w:hint="eastAsia"/>
-          <w:bCs/>
-          <w:szCs w:val="28"/>
-        </w:rPr>
-        <w:t>之境，</w:t>
-      </w:r>
-      <w:proofErr w:type="gramStart"/>
-      <w:r>
-        <w:rPr>
-          <w:rFonts w:hint="eastAsia"/>
-          <w:bCs/>
-          <w:szCs w:val="28"/>
-        </w:rPr>
-        <w:t>一</w:t>
-      </w:r>
-      <w:proofErr w:type="gramEnd"/>
-      <w:r>
-        <w:rPr>
-          <w:rFonts w:hint="eastAsia"/>
-          <w:bCs/>
-          <w:szCs w:val="28"/>
-        </w:rPr>
-        <w:t>賞煙雨</w:t>
-      </w:r>
-      <w:r>
-        <w:rPr>
-          <w:rFonts w:hint="eastAsia"/>
-          <w:bCs/>
-          <w:szCs w:val="28"/>
-        </w:rPr>
-        <w:t>迷濛</w:t>
-      </w:r>
-      <w:r>
-        <w:rPr>
-          <w:rFonts w:hint="eastAsia"/>
-          <w:bCs/>
-          <w:szCs w:val="28"/>
-        </w:rPr>
-        <w:t>之奇；如果不能目睹</w:t>
-      </w:r>
-      <w:r>
-        <w:rPr>
-          <w:rFonts w:hint="eastAsia"/>
-          <w:bCs/>
-          <w:szCs w:val="28"/>
-          <w:u w:val="single"/>
-        </w:rPr>
-        <w:t>錢塘江</w:t>
-      </w:r>
-      <w:r>
-        <w:rPr>
-          <w:rFonts w:hint="eastAsia"/>
-          <w:bCs/>
-          <w:szCs w:val="28"/>
-        </w:rPr>
-        <w:t>潮，一看它萬馬奔騰，勢撼山嶽之壯，真是辜負此生，千般遺憾，難以消解。可是後來攀登</w:t>
-      </w:r>
-      <w:r>
-        <w:rPr>
-          <w:rFonts w:hint="eastAsia"/>
-          <w:bCs/>
-          <w:szCs w:val="28"/>
-          <w:u w:val="single"/>
-        </w:rPr>
-        <w:t>廬山</w:t>
-      </w:r>
-      <w:r>
-        <w:rPr>
-          <w:rFonts w:hint="eastAsia"/>
-          <w:bCs/>
-          <w:szCs w:val="28"/>
-        </w:rPr>
-        <w:t>，出任</w:t>
-      </w:r>
-      <w:r>
-        <w:rPr>
-          <w:rFonts w:hint="eastAsia"/>
-          <w:bCs/>
-          <w:szCs w:val="28"/>
-          <w:u w:val="single"/>
-        </w:rPr>
-        <w:t>杭州</w:t>
-      </w:r>
-      <w:r>
-        <w:rPr>
-          <w:rFonts w:hint="eastAsia"/>
-          <w:bCs/>
-          <w:szCs w:val="28"/>
-        </w:rPr>
-        <w:t xml:space="preserve"> </w:t>
-      </w:r>
-      <w:r>
-        <w:rPr>
-          <w:rFonts w:hint="eastAsia"/>
-          <w:bCs/>
-          <w:szCs w:val="28"/>
-          <w:u w:val="single"/>
-        </w:rPr>
-        <w:t>刺史</w:t>
-      </w:r>
-      <w:r>
-        <w:rPr>
-          <w:rFonts w:hint="eastAsia"/>
-          <w:bCs/>
-          <w:szCs w:val="28"/>
-        </w:rPr>
-        <w:t>，飽</w:t>
-      </w:r>
-      <w:proofErr w:type="gramStart"/>
-      <w:r>
-        <w:rPr>
-          <w:rFonts w:hint="eastAsia"/>
-          <w:bCs/>
-          <w:szCs w:val="28"/>
-        </w:rPr>
-        <w:t>覽</w:t>
-      </w:r>
-      <w:proofErr w:type="gramEnd"/>
-      <w:r>
-        <w:rPr>
-          <w:rFonts w:hint="eastAsia"/>
-          <w:bCs/>
-          <w:szCs w:val="28"/>
-        </w:rPr>
-        <w:t>了</w:t>
-      </w:r>
-      <w:r>
-        <w:rPr>
-          <w:rFonts w:hint="eastAsia"/>
-          <w:bCs/>
-          <w:szCs w:val="28"/>
-          <w:u w:val="single"/>
-        </w:rPr>
-        <w:t>廬山</w:t>
-      </w:r>
-      <w:r>
-        <w:rPr>
-          <w:rFonts w:hint="eastAsia"/>
-          <w:bCs/>
-          <w:szCs w:val="28"/>
-        </w:rPr>
-        <w:t>的煙雨，欣賞了一年一度的</w:t>
-      </w:r>
-      <w:r>
-        <w:rPr>
-          <w:rFonts w:hint="eastAsia"/>
-          <w:bCs/>
-          <w:szCs w:val="28"/>
-          <w:u w:val="single"/>
-        </w:rPr>
-        <w:t>錢塘江</w:t>
-      </w:r>
-      <w:r>
-        <w:rPr>
-          <w:rFonts w:hint="eastAsia"/>
-          <w:bCs/>
-          <w:szCs w:val="28"/>
-        </w:rPr>
-        <w:t>潮，反倒覺得客觀的景物究竟是</w:t>
-      </w:r>
-      <w:r>
-        <w:rPr>
-          <w:rFonts w:hint="eastAsia"/>
-          <w:b/>
-          <w:szCs w:val="28"/>
-        </w:rPr>
-        <w:t>曠世</w:t>
-      </w:r>
-      <w:r>
-        <w:rPr>
-          <w:rFonts w:hint="eastAsia"/>
-          <w:bCs/>
-          <w:szCs w:val="28"/>
-        </w:rPr>
-        <w:t>稀有還是平淡無奇，也不過是自己主觀意識的驅動。煙雨的聚散飄忽，江潮的自來自去，似乎不再那</w:t>
-      </w:r>
-      <w:r>
-        <w:rPr>
-          <w:rFonts w:hint="eastAsia"/>
-          <w:bCs/>
-          <w:szCs w:val="28"/>
-        </w:rPr>
-        <w:t>麼</w:t>
-      </w:r>
-      <w:r>
-        <w:rPr>
-          <w:rFonts w:hint="eastAsia"/>
-          <w:bCs/>
-          <w:szCs w:val="28"/>
-        </w:rPr>
-        <w:t>激烈澎湃，不過是</w:t>
-      </w:r>
-      <w:proofErr w:type="gramStart"/>
-      <w:r>
-        <w:rPr>
-          <w:rFonts w:hint="eastAsia"/>
-          <w:bCs/>
-          <w:szCs w:val="28"/>
-        </w:rPr>
-        <w:t>風</w:t>
-      </w:r>
-      <w:r>
-        <w:rPr>
-          <w:rFonts w:hint="eastAsia"/>
-          <w:b/>
-          <w:szCs w:val="28"/>
-        </w:rPr>
-        <w:t>幡</w:t>
-      </w:r>
-      <w:r>
-        <w:rPr>
-          <w:rFonts w:hint="eastAsia"/>
-          <w:bCs/>
-          <w:szCs w:val="28"/>
-        </w:rPr>
-        <w:t>不動心</w:t>
-      </w:r>
-      <w:proofErr w:type="gramEnd"/>
-      <w:r>
-        <w:rPr>
-          <w:rFonts w:hint="eastAsia"/>
-          <w:bCs/>
-          <w:szCs w:val="28"/>
-        </w:rPr>
-        <w:t>妄動。</w:t>
+        <w:t>執念</w:t>
+      </w:r>
+      <w:r>
+        <w:rPr>
+          <w:rFonts w:hint="eastAsia"/>
+          <w:bCs/>
+          <w:szCs w:val="28"/>
+        </w:rPr>
+        <w:t>的象徵。在「未至」之時，人們往往將其神聖化，甚至認為若不能親眼所見、親身所得，生命便留下了不可彌補的遺憾。</w:t>
       </w:r>
     </w:p>
     <w:p>
       <w:pPr>
-        <w:spacing w:after="0" w:line="480" w:lineRule="exact"/>
+        <w:spacing w:after="0" w:line="400" w:lineRule="exact"/>
         <w:ind w:left="-6" w:right="0" w:hanging="11"/>
-        <w:rPr>
-          <w:bCs/>
-          <w:szCs w:val="28"/>
-        </w:rPr>
-      </w:pPr>
-      <w:r>
-        <w:rPr>
-          <w:rFonts w:hint="eastAsia"/>
-          <w:bCs/>
-          <w:szCs w:val="28"/>
-        </w:rPr>
-        <w:t xml:space="preserve">    </w:t>
-      </w:r>
-      <w:r>
-        <w:rPr>
-          <w:rFonts w:hint="eastAsia"/>
-          <w:bCs/>
-          <w:szCs w:val="28"/>
-        </w:rPr>
-        <w:t>以</w:t>
-      </w:r>
-      <w:proofErr w:type="gramStart"/>
-      <w:r>
-        <w:rPr>
-          <w:rFonts w:hint="eastAsia"/>
-          <w:bCs/>
-          <w:szCs w:val="28"/>
-        </w:rPr>
-        <w:t>禪理入詩</w:t>
-      </w:r>
-      <w:proofErr w:type="gramEnd"/>
-      <w:r>
-        <w:rPr>
-          <w:rFonts w:hint="eastAsia"/>
-          <w:bCs/>
-          <w:szCs w:val="28"/>
-        </w:rPr>
-        <w:t>的歷代詩人都有，</w:t>
-      </w:r>
-      <w:r>
-        <w:rPr>
-          <w:rFonts w:hint="eastAsia"/>
-          <w:bCs/>
-          <w:szCs w:val="28"/>
-          <w:u w:val="single"/>
-        </w:rPr>
-        <w:t>唐代</w:t>
-      </w:r>
-      <w:r>
-        <w:rPr>
-          <w:rFonts w:hint="eastAsia"/>
-          <w:bCs/>
-          <w:szCs w:val="28"/>
-        </w:rPr>
-        <w:t>的</w:t>
-      </w:r>
-      <w:r>
-        <w:rPr>
-          <w:rFonts w:hint="eastAsia"/>
-          <w:bCs/>
-          <w:szCs w:val="28"/>
-          <w:u w:val="single"/>
-        </w:rPr>
-        <w:t>王維</w:t>
-      </w:r>
-      <w:proofErr w:type="gramStart"/>
-      <w:r>
-        <w:rPr>
-          <w:rFonts w:hint="eastAsia"/>
-          <w:bCs/>
-          <w:szCs w:val="28"/>
-        </w:rPr>
-        <w:t>可以說是代表</w:t>
-      </w:r>
-      <w:proofErr w:type="gramEnd"/>
-      <w:r>
-        <w:rPr>
-          <w:rFonts w:hint="eastAsia"/>
-          <w:bCs/>
-          <w:szCs w:val="28"/>
-        </w:rPr>
-        <w:t>，因為他</w:t>
-      </w:r>
-      <w:proofErr w:type="gramStart"/>
-      <w:r>
-        <w:rPr>
-          <w:rFonts w:hint="eastAsia"/>
-          <w:bCs/>
-          <w:szCs w:val="28"/>
-        </w:rPr>
-        <w:t>追慕隱</w:t>
-      </w:r>
-      <w:proofErr w:type="gramEnd"/>
-      <w:r>
-        <w:rPr>
-          <w:rFonts w:hint="eastAsia"/>
-          <w:bCs/>
-          <w:szCs w:val="28"/>
-        </w:rPr>
-        <w:t>逸恬靜，後來更</w:t>
+        <w:jc w:val="both"/>
+        <w:rPr>
+          <w:bCs/>
+          <w:szCs w:val="28"/>
+        </w:rPr>
+      </w:pPr>
+      <w:r>
+        <w:rPr>
+          <w:rFonts w:hint="eastAsia"/>
+          <w:bCs/>
+          <w:szCs w:val="28"/>
+        </w:rPr>
+        <w:t xml:space="preserve">　　</w:t>
+      </w:r>
+      <w:r>
+        <w:rPr>
+          <w:rFonts w:hint="eastAsia"/>
+          <w:bCs/>
+          <w:szCs w:val="28"/>
+        </w:rPr>
+        <w:t>然而，第三句「及至到來無一事」卻</w:t>
       </w:r>
       <w:r>
         <w:rPr>
@@ -1283,15 +865,31 @@
           <w:b/>
           <w:szCs w:val="28"/>
         </w:rPr>
-        <w:t>皈依</w:t>
-      </w:r>
-      <w:r>
-        <w:rPr>
-          <w:rFonts w:hint="eastAsia"/>
-          <w:bCs/>
-          <w:szCs w:val="28"/>
-        </w:rPr>
-        <w:t>佛教，所以很多詩表現了</w:t>
+        <w:t>峰迴路轉</w:t>
+      </w:r>
+      <w:r>
+        <w:rPr>
+          <w:rFonts w:hint="eastAsia"/>
+          <w:bCs/>
+          <w:szCs w:val="28"/>
+        </w:rPr>
+        <w:t>，帶來了巨大的心理落差。這並非指風景不美，而是指當人真正抵達巔峰、實現</w:t>
+      </w:r>
+      <w:r>
+        <w:rPr>
+          <w:rFonts w:hint="eastAsia"/>
+          <w:bCs/>
+          <w:szCs w:val="28"/>
+        </w:rPr>
+        <w:t>慾望</w:t>
+      </w:r>
+      <w:r>
+        <w:rPr>
+          <w:rFonts w:hint="eastAsia"/>
+          <w:bCs/>
+          <w:szCs w:val="28"/>
+        </w:rPr>
+        <w:t>後，發現那些曾經日思夜想的</w:t>
       </w:r>
       <w:r>
         <w:rPr>
@@ -1299,151 +897,42 @@
           <w:b/>
           <w:szCs w:val="28"/>
         </w:rPr>
-        <w:t>出塵</w:t>
-      </w:r>
-      <w:r>
-        <w:rPr>
-          <w:rFonts w:hint="eastAsia"/>
-          <w:bCs/>
-          <w:szCs w:val="28"/>
-        </w:rPr>
-        <w:t>的思想。如“獨坐幽篁</w:t>
-      </w:r>
-      <w:r>
-        <w:rPr>
-          <w:rFonts w:hint="eastAsia"/>
-          <w:bCs/>
-          <w:szCs w:val="28"/>
-        </w:rPr>
-        <w:t>裡</w:t>
-      </w:r>
-      <w:r>
-        <w:rPr>
-          <w:rFonts w:hint="eastAsia"/>
-          <w:bCs/>
-          <w:szCs w:val="28"/>
-        </w:rPr>
-        <w:t>，彈琴復長嘯，深林人不知，明月來相照。”、“</w:t>
-      </w:r>
-      <w:hyperlink r:id="rId8" w:history="1">
-        <w:r>
-          <w:rPr>
-            <w:rStyle w:val="a8"/>
-            <w:rFonts w:hint="eastAsia"/>
-            <w:bCs/>
-            <w:szCs w:val="28"/>
-          </w:rPr>
-          <w:t>晚年惟好靜，萬事不關心。自顧</w:t>
-        </w:r>
-        <w:proofErr w:type="gramStart"/>
-        <w:r>
-          <w:rPr>
-            <w:rStyle w:val="a8"/>
-            <w:rFonts w:hint="eastAsia"/>
-            <w:bCs/>
-            <w:szCs w:val="28"/>
-          </w:rPr>
-          <w:t>無長策</w:t>
-        </w:r>
-        <w:proofErr w:type="gramEnd"/>
-        <w:r>
-          <w:rPr>
-            <w:rStyle w:val="a8"/>
-            <w:rFonts w:hint="eastAsia"/>
-            <w:bCs/>
-            <w:szCs w:val="28"/>
-          </w:rPr>
-          <w:t>；</w:t>
-        </w:r>
-        <w:proofErr w:type="gramStart"/>
-        <w:r>
-          <w:rPr>
-            <w:rStyle w:val="a8"/>
-            <w:rFonts w:hint="eastAsia"/>
-            <w:bCs/>
-            <w:szCs w:val="28"/>
-          </w:rPr>
-          <w:t>空知返舊林</w:t>
-        </w:r>
-        <w:proofErr w:type="gramEnd"/>
-      </w:hyperlink>
-      <w:r>
-        <w:rPr>
-          <w:rFonts w:hint="eastAsia"/>
-          <w:bCs/>
-          <w:szCs w:val="28"/>
-        </w:rPr>
-        <w:t>。”都是例證。</w:t>
-      </w:r>
-      <w:r>
-        <w:rPr>
-          <w:rFonts w:hint="eastAsia"/>
-          <w:bCs/>
-          <w:szCs w:val="28"/>
-          <w:u w:val="single"/>
-        </w:rPr>
-        <w:t>蘇軾</w:t>
-      </w:r>
-      <w:r>
-        <w:rPr>
-          <w:rFonts w:hint="eastAsia"/>
-          <w:bCs/>
-          <w:szCs w:val="28"/>
-        </w:rPr>
-        <w:t>在經歷過宦海風濤，經歷了人生道路上的許多坎坷之後，產生“及至到來無一事”</w:t>
-      </w:r>
-      <w:proofErr w:type="gramStart"/>
-      <w:r>
-        <w:rPr>
-          <w:rFonts w:hint="eastAsia"/>
-          <w:bCs/>
-          <w:szCs w:val="28"/>
-        </w:rPr>
-        <w:t>的禪語</w:t>
-      </w:r>
-      <w:proofErr w:type="gramEnd"/>
-      <w:r>
-        <w:rPr>
-          <w:rFonts w:hint="eastAsia"/>
-          <w:bCs/>
-          <w:szCs w:val="28"/>
-        </w:rPr>
-        <w:t>，也是</w:t>
-      </w:r>
-      <w:r>
-        <w:rPr>
-          <w:rFonts w:hint="eastAsia"/>
-          <w:b/>
-          <w:szCs w:val="28"/>
-        </w:rPr>
-        <w:t>煩惱即菩提</w:t>
-      </w:r>
-      <w:r>
-        <w:rPr>
-          <w:rFonts w:hint="eastAsia"/>
-          <w:bCs/>
-          <w:szCs w:val="28"/>
-        </w:rPr>
-        <w:t>的真實價值。</w:t>
+        <w:t>激昂</w:t>
+      </w:r>
+      <w:r>
+        <w:rPr>
+          <w:rFonts w:hint="eastAsia"/>
+          <w:bCs/>
+          <w:szCs w:val="28"/>
+        </w:rPr>
+        <w:t>與壯麗，最終都將歸於平凡。這裡的「無一事」，是幻滅，更是釋懷。</w:t>
       </w:r>
     </w:p>
     <w:p>
       <w:pPr>
-        <w:spacing w:after="0" w:line="480" w:lineRule="exact"/>
+        <w:spacing w:after="0" w:line="400" w:lineRule="exact"/>
         <w:ind w:left="-6" w:right="0" w:hanging="11"/>
-        <w:rPr>
-          <w:bCs/>
-          <w:szCs w:val="28"/>
-        </w:rPr>
-      </w:pPr>
-      <w:r>
-        <w:rPr>
-          <w:rFonts w:hint="eastAsia"/>
-          <w:bCs/>
-          <w:szCs w:val="28"/>
-        </w:rPr>
-        <w:lastRenderedPageBreak/>
-        <w:t xml:space="preserve">    </w:t>
+        <w:jc w:val="both"/>
+        <w:rPr>
+          <w:bCs/>
+          <w:szCs w:val="28"/>
+        </w:rPr>
+      </w:pPr>
+      <w:r>
+        <w:rPr>
+          <w:rFonts w:hint="eastAsia"/>
+          <w:bCs/>
+          <w:szCs w:val="28"/>
+        </w:rPr>
+        <w:t xml:space="preserve">　　</w:t>
+      </w:r>
+      <w:r>
+        <w:rPr>
+          <w:rFonts w:hint="eastAsia"/>
+          <w:bCs/>
+          <w:szCs w:val="28"/>
+        </w:rPr>
+        <w:t>這首詩完美契合了</w:t>
       </w:r>
       <w:r>
         <w:rPr>
@@ -1452,51 +941,15 @@
           <w:szCs w:val="28"/>
           <w:u w:val="single"/>
         </w:rPr>
-        <w:t>蘇軾</w:t>
-      </w:r>
-      <w:r>
-        <w:rPr>
-          <w:rFonts w:hint="eastAsia"/>
-          <w:bCs/>
-          <w:szCs w:val="28"/>
-        </w:rPr>
-        <w:t>借《觀潮》為題，抒寫了一種經歷妄念躁動，轉而豁然超越的思想，有佛家的</w:t>
-      </w:r>
-      <w:hyperlink r:id="rId9" w:history="1">
-        <w:r>
-          <w:rPr>
-            <w:rStyle w:val="a8"/>
-            <w:rFonts w:hint="eastAsia"/>
-            <w:bCs/>
-            <w:szCs w:val="28"/>
-          </w:rPr>
-          <w:t>禪宗</w:t>
-        </w:r>
-      </w:hyperlink>
-      <w:r>
-        <w:rPr>
-          <w:rFonts w:hint="eastAsia"/>
-          <w:bCs/>
-          <w:szCs w:val="28"/>
-        </w:rPr>
-        <w:t>情調。</w:t>
-      </w:r>
-      <w:r>
-        <w:rPr>
-          <w:rFonts w:hint="eastAsia"/>
-          <w:bCs/>
-          <w:szCs w:val="28"/>
-          <w:u w:val="single"/>
-        </w:rPr>
-        <w:t>蘇軾</w:t>
-      </w:r>
-      <w:r>
-        <w:rPr>
-          <w:rFonts w:hint="eastAsia"/>
-          <w:bCs/>
-          <w:szCs w:val="28"/>
-        </w:rPr>
-        <w:t>在詩</w:t>
+        <w:t>禪宗</w:t>
+      </w:r>
+      <w:r>
+        <w:rPr>
+          <w:rFonts w:hint="eastAsia"/>
+          <w:bCs/>
+          <w:szCs w:val="28"/>
+        </w:rPr>
+        <w:t>著名的生命</w:t>
       </w:r>
       <w:proofErr w:type="gramStart"/>
       <w:r>
@@ -1505,7 +958,7 @@
           <w:bCs/>
           <w:szCs w:val="28"/>
         </w:rPr>
-        <w:t>中說的</w:t>
+        <w:t>三</w:t>
       </w:r>
       <w:proofErr w:type="gramEnd"/>
       <w:r>
@@ -1514,71 +967,381 @@
           <w:bCs/>
           <w:szCs w:val="28"/>
         </w:rPr>
-        <w:t>“及至到來無一事”，就是把自己妄念看清，恍然看清自己之後，細想這與</w:t>
-      </w:r>
-      <w:r>
-        <w:rPr>
-          <w:rFonts w:hint="eastAsia"/>
-          <w:bCs/>
-          <w:szCs w:val="28"/>
-          <w:u w:val="single"/>
-        </w:rPr>
-        <w:t>蘇軾</w:t>
-      </w:r>
-      <w:r>
-        <w:rPr>
-          <w:rFonts w:hint="eastAsia"/>
-          <w:bCs/>
-          <w:szCs w:val="28"/>
-        </w:rPr>
-        <w:t>當初未來時的千般期待、萬分遺憾，顯得很可笑了。</w:t>
+        <w:t>境界：</w:t>
       </w:r>
     </w:p>
     <w:p>
       <w:pPr>
-        <w:spacing w:after="0" w:line="480" w:lineRule="exact"/>
+        <w:spacing w:after="0" w:line="400" w:lineRule="exact"/>
         <w:ind w:left="-6" w:right="0" w:hanging="11"/>
-        <w:rPr>
-          <w:bCs/>
-          <w:spacing w:val="-6"/>
-          <w:szCs w:val="28"/>
-        </w:rPr>
-      </w:pPr>
-      <w:r>
-        <w:rPr>
-          <w:rFonts w:hint="eastAsia"/>
-          <w:bCs/>
-          <w:spacing w:val="-6"/>
-          <w:szCs w:val="28"/>
-        </w:rPr>
-        <w:t>(資料來源：</w:t>
-      </w:r>
-      <w:hyperlink r:id="rId10" w:history="1">
-        <w:r>
-          <w:rPr>
-            <w:rStyle w:val="a8"/>
-            <w:bCs/>
-            <w:spacing w:val="-6"/>
-            <w:szCs w:val="28"/>
-          </w:rPr>
-          <w:t>https://www.arteducation.com.tw/shiwenv_b844a63969ce.html</w:t>
-        </w:r>
-      </w:hyperlink>
-      <w:hyperlink r:id="rId11" w:history="1"/>
-      <w:hyperlink r:id="rId12" w:history="1"/>
-      <w:r>
-        <w:rPr>
-          <w:rFonts w:hint="eastAsia"/>
-          <w:bCs/>
-          <w:spacing w:val="-6"/>
-          <w:szCs w:val="28"/>
-        </w:rPr>
-        <w:t>)</w:t>
+        <w:jc w:val="both"/>
+        <w:rPr>
+          <w:bCs/>
+          <w:szCs w:val="28"/>
+        </w:rPr>
+      </w:pPr>
+      <w:r>
+        <w:rPr>
+          <w:rFonts w:hint="eastAsia"/>
+          <w:bCs/>
+          <w:szCs w:val="28"/>
+        </w:rPr>
+        <w:t>一、</w:t>
+      </w:r>
+      <w:r>
+        <w:rPr>
+          <w:rFonts w:hint="eastAsia"/>
+          <w:bCs/>
+          <w:szCs w:val="28"/>
+        </w:rPr>
+        <w:t>看山是山，看水是水：聽聞</w:t>
+      </w:r>
+      <w:r>
+        <w:rPr>
+          <w:rFonts w:hint="eastAsia"/>
+          <w:bCs/>
+          <w:szCs w:val="28"/>
+          <w:u w:val="single"/>
+        </w:rPr>
+        <w:t>廬山</w:t>
+      </w:r>
+      <w:r>
+        <w:rPr>
+          <w:rFonts w:hint="eastAsia"/>
+          <w:bCs/>
+          <w:szCs w:val="28"/>
+        </w:rPr>
+        <w:t>煙雨、</w:t>
+      </w:r>
+      <w:r>
+        <w:rPr>
+          <w:rFonts w:hint="eastAsia"/>
+          <w:bCs/>
+          <w:szCs w:val="28"/>
+          <w:u w:val="single"/>
+        </w:rPr>
+        <w:t>浙江</w:t>
+      </w:r>
+      <w:r>
+        <w:rPr>
+          <w:rFonts w:hint="eastAsia"/>
+          <w:bCs/>
+          <w:szCs w:val="28"/>
+        </w:rPr>
+        <w:t>大潮之名，心中便認定那是必須追求的宏偉目標（第一、二句）。</w:t>
       </w:r>
     </w:p>
     <w:p>
       <w:pPr>
-        <w:spacing w:beforeLines="50" w:before="120" w:after="0" w:line="480" w:lineRule="exact"/>
+        <w:spacing w:after="0" w:line="400" w:lineRule="exact"/>
+        <w:ind w:left="-6" w:right="0" w:hanging="11"/>
+        <w:jc w:val="both"/>
+        <w:rPr>
+          <w:bCs/>
+          <w:szCs w:val="28"/>
+        </w:rPr>
+      </w:pPr>
+      <w:r>
+        <w:rPr>
+          <w:rFonts w:hint="eastAsia"/>
+          <w:bCs/>
+          <w:szCs w:val="28"/>
+        </w:rPr>
+        <w:t>二、</w:t>
+      </w:r>
+      <w:r>
+        <w:rPr>
+          <w:rFonts w:hint="eastAsia"/>
+          <w:bCs/>
+          <w:szCs w:val="28"/>
+        </w:rPr>
+        <w:t>看山不是山，看水不是水：真正涉足其中，發現宏大敘事背後的</w:t>
+      </w:r>
+      <w:r>
+        <w:rPr>
+          <w:rFonts w:hint="eastAsia"/>
+          <w:b/>
+          <w:szCs w:val="28"/>
+        </w:rPr>
+        <w:t>虛無</w:t>
+      </w:r>
+      <w:r>
+        <w:rPr>
+          <w:rFonts w:hint="eastAsia"/>
+          <w:bCs/>
+          <w:szCs w:val="28"/>
+        </w:rPr>
+        <w:t>，產生了「無一事」的幻滅感（第三句）。</w:t>
+      </w:r>
+    </w:p>
+    <w:p>
+      <w:pPr>
+        <w:spacing w:after="0" w:line="400" w:lineRule="exact"/>
+        <w:ind w:left="-6" w:right="0" w:hanging="11"/>
+        <w:jc w:val="both"/>
+        <w:rPr>
+          <w:bCs/>
+          <w:spacing w:val="-4"/>
+          <w:szCs w:val="28"/>
+        </w:rPr>
+      </w:pPr>
+      <w:r>
+        <w:rPr>
+          <w:rFonts w:hint="eastAsia"/>
+          <w:bCs/>
+          <w:spacing w:val="-4"/>
+          <w:szCs w:val="28"/>
+        </w:rPr>
+        <w:t>三、</w:t>
+      </w:r>
+      <w:r>
+        <w:rPr>
+          <w:rFonts w:hint="eastAsia"/>
+          <w:bCs/>
+          <w:spacing w:val="-4"/>
+          <w:szCs w:val="28"/>
+        </w:rPr>
+        <w:t>看山還是山，看水還是水：最終，詩人看透了</w:t>
+      </w:r>
+      <w:r>
+        <w:rPr>
+          <w:rFonts w:hint="eastAsia"/>
+          <w:bCs/>
+          <w:spacing w:val="-4"/>
+          <w:szCs w:val="28"/>
+          <w:u w:val="single"/>
+        </w:rPr>
+        <w:t>廬山</w:t>
+      </w:r>
+      <w:r>
+        <w:rPr>
+          <w:rFonts w:hint="eastAsia"/>
+          <w:bCs/>
+          <w:spacing w:val="-4"/>
+          <w:szCs w:val="28"/>
+        </w:rPr>
+        <w:t>依舊是那場煙雨，</w:t>
+      </w:r>
+      <w:r>
+        <w:rPr>
+          <w:rFonts w:hint="eastAsia"/>
+          <w:bCs/>
+          <w:spacing w:val="-4"/>
+          <w:szCs w:val="28"/>
+          <w:u w:val="single"/>
+        </w:rPr>
+        <w:t>浙江</w:t>
+      </w:r>
+      <w:r>
+        <w:rPr>
+          <w:rFonts w:hint="eastAsia"/>
+          <w:bCs/>
+          <w:spacing w:val="-4"/>
+          <w:szCs w:val="28"/>
+        </w:rPr>
+        <w:t>依舊是那陣濤</w:t>
+      </w:r>
+      <w:r>
+        <w:rPr>
+          <w:rFonts w:hint="eastAsia"/>
+          <w:bCs/>
+          <w:spacing w:val="-4"/>
+          <w:szCs w:val="28"/>
+        </w:rPr>
+        <w:t>(</w:t>
+      </w:r>
+      <w:proofErr w:type="gramStart"/>
+      <w:r>
+        <w:rPr>
+          <w:rFonts w:hint="eastAsia"/>
+          <w:bCs/>
+          <w:color w:val="FF0000"/>
+          <w:spacing w:val="-4"/>
+          <w:sz w:val="16"/>
+          <w:szCs w:val="16"/>
+        </w:rPr>
+        <w:t>ㄊㄠˊ</w:t>
+      </w:r>
+      <w:proofErr w:type="gramEnd"/>
+      <w:r>
+        <w:rPr>
+          <w:rFonts w:hint="eastAsia"/>
+          <w:bCs/>
+          <w:spacing w:val="-4"/>
+          <w:szCs w:val="28"/>
+        </w:rPr>
+        <w:t>)</w:t>
+      </w:r>
+      <w:r>
+        <w:rPr>
+          <w:rFonts w:hint="eastAsia"/>
+          <w:bCs/>
+          <w:spacing w:val="-4"/>
+          <w:szCs w:val="28"/>
+        </w:rPr>
+        <w:t>聲，自然的</w:t>
+      </w:r>
+      <w:r>
+        <w:rPr>
+          <w:rFonts w:hint="eastAsia"/>
+          <w:b/>
+          <w:spacing w:val="-4"/>
+          <w:szCs w:val="28"/>
+        </w:rPr>
+        <w:t>本相</w:t>
+      </w:r>
+      <w:r>
+        <w:rPr>
+          <w:rFonts w:hint="eastAsia"/>
+          <w:bCs/>
+          <w:spacing w:val="-4"/>
+          <w:szCs w:val="28"/>
+        </w:rPr>
+        <w:t>沒有變，變的是那顆不再</w:t>
+      </w:r>
+      <w:r>
+        <w:rPr>
+          <w:rFonts w:hint="eastAsia"/>
+          <w:b/>
+          <w:spacing w:val="-4"/>
+          <w:szCs w:val="28"/>
+        </w:rPr>
+        <w:t>隨波逐流</w:t>
+      </w:r>
+      <w:r>
+        <w:rPr>
+          <w:rFonts w:hint="eastAsia"/>
+          <w:bCs/>
+          <w:spacing w:val="-4"/>
+          <w:szCs w:val="28"/>
+        </w:rPr>
+        <w:t>、執迷不悟的心（第四句）。</w:t>
+      </w:r>
+    </w:p>
+    <w:p>
+      <w:pPr>
+        <w:spacing w:after="0" w:line="400" w:lineRule="exact"/>
+        <w:ind w:left="-6" w:right="0" w:hanging="11"/>
+        <w:jc w:val="both"/>
+        <w:rPr>
+          <w:rFonts w:hint="eastAsia"/>
+          <w:bCs/>
+          <w:spacing w:val="-6"/>
+          <w:szCs w:val="28"/>
+        </w:rPr>
+      </w:pPr>
+      <w:r>
+        <w:rPr>
+          <w:rFonts w:hint="eastAsia"/>
+          <w:bCs/>
+          <w:szCs w:val="28"/>
+        </w:rPr>
+        <w:t xml:space="preserve">　　</w:t>
+      </w:r>
+      <w:r>
+        <w:rPr>
+          <w:rFonts w:hint="eastAsia"/>
+          <w:bCs/>
+          <w:szCs w:val="28"/>
+          <w:u w:val="single"/>
+        </w:rPr>
+        <w:t>蘇軾</w:t>
+      </w:r>
+      <w:r>
+        <w:rPr>
+          <w:rFonts w:hint="eastAsia"/>
+          <w:bCs/>
+          <w:szCs w:val="28"/>
+        </w:rPr>
+        <w:t>用最質樸的語言，完成了一場靈魂的</w:t>
+      </w:r>
+      <w:r>
+        <w:rPr>
+          <w:rFonts w:hint="eastAsia"/>
+          <w:b/>
+          <w:szCs w:val="28"/>
+        </w:rPr>
+        <w:t>自我救贖</w:t>
+      </w:r>
+      <w:r>
+        <w:rPr>
+          <w:rFonts w:hint="eastAsia"/>
+          <w:bCs/>
+          <w:szCs w:val="28"/>
+        </w:rPr>
+        <w:t>。煙雨依舊迷濛，江潮依舊洶湧</w:t>
+      </w:r>
+      <w:r>
+        <w:rPr>
+          <w:bCs/>
+          <w:szCs w:val="28"/>
+        </w:rPr>
+        <w:br/>
+      </w:r>
+      <w:r>
+        <w:rPr>
+          <w:rFonts w:hint="eastAsia"/>
+          <w:bCs/>
+          <w:szCs w:val="28"/>
+        </w:rPr>
+        <w:t>，但詩人已然放下千</w:t>
+      </w:r>
+      <w:proofErr w:type="gramStart"/>
+      <w:r>
+        <w:rPr>
+          <w:rFonts w:hint="eastAsia"/>
+          <w:bCs/>
+          <w:szCs w:val="28"/>
+        </w:rPr>
+        <w:t>般執念</w:t>
+      </w:r>
+      <w:proofErr w:type="gramEnd"/>
+      <w:r>
+        <w:rPr>
+          <w:rFonts w:hint="eastAsia"/>
+          <w:bCs/>
+          <w:szCs w:val="28"/>
+        </w:rPr>
+        <w:t>，復歸於內心的寧靜與淡泊。這不僅是對自然景觀的</w:t>
+      </w:r>
+      <w:proofErr w:type="gramStart"/>
+      <w:r>
+        <w:rPr>
+          <w:rFonts w:hint="eastAsia"/>
+          <w:bCs/>
+          <w:szCs w:val="28"/>
+        </w:rPr>
+        <w:t>讚歎</w:t>
+      </w:r>
+      <w:proofErr w:type="gramEnd"/>
+      <w:r>
+        <w:rPr>
+          <w:rFonts w:hint="eastAsia"/>
+          <w:bCs/>
+          <w:szCs w:val="28"/>
+        </w:rPr>
+        <w:t>，更是一首生命歷程的終極</w:t>
+      </w:r>
+      <w:r>
+        <w:rPr>
+          <w:rFonts w:hint="eastAsia"/>
+          <w:b/>
+          <w:szCs w:val="28"/>
+        </w:rPr>
+        <w:t>解脫</w:t>
+      </w:r>
+      <w:r>
+        <w:rPr>
+          <w:rFonts w:hint="eastAsia"/>
+          <w:bCs/>
+          <w:szCs w:val="28"/>
+        </w:rPr>
+        <w:t>之歌。</w:t>
+      </w:r>
+    </w:p>
+    <w:p>
+      <w:pPr>
+        <w:spacing w:after="0" w:line="440" w:lineRule="exact"/>
         <w:ind w:left="-6" w:right="0" w:hanging="11"/>
         <w:rPr>
           <w:bCs/>
@@ -1594,6 +1357,7 @@
           <w:szCs w:val="32"/>
           <w:bdr w:val="single" w:sz="4" w:space="0" w:color="auto"/>
         </w:rPr>
+        <w:lastRenderedPageBreak/>
         <w:t>補充</w:t>
       </w:r>
     </w:p>
@@ -1604,8 +1368,9 @@
           <w:ilvl w:val="0"/>
           <w:numId w:val="1"/>
         </w:numPr>
-        <w:spacing w:after="0" w:line="480" w:lineRule="exact"/>
-        <w:ind w:leftChars="0" w:left="482" w:right="0"/>
+        <w:spacing w:after="0" w:line="400" w:lineRule="exact"/>
+        <w:ind w:leftChars="0" w:left="284" w:right="0" w:hanging="284"/>
+        <w:jc w:val="both"/>
       </w:pPr>
       <w:proofErr w:type="gramStart"/>
       <w:r>
@@ -1684,15 +1449,88 @@
           <w:ilvl w:val="0"/>
           <w:numId w:val="1"/>
         </w:numPr>
-        <w:spacing w:after="0" w:line="480" w:lineRule="exact"/>
-        <w:ind w:leftChars="0" w:left="482" w:right="0"/>
-      </w:pPr>
-      <w:r>
-        <w:rPr>
-          <w:rFonts w:hint="eastAsia"/>
-          <w:szCs w:val="28"/>
-        </w:rPr>
-        <w:t>獨步：超出群倫，天下第一；獨自一人行走。</w:t>
+        <w:spacing w:after="0" w:line="400" w:lineRule="exact"/>
+        <w:ind w:leftChars="0" w:left="284" w:right="0" w:hanging="284"/>
+        <w:jc w:val="both"/>
+      </w:pPr>
+      <w:r>
+        <w:rPr>
+          <w:rFonts w:hint="eastAsia"/>
+        </w:rPr>
+        <w:t>政治風霜</w:t>
+      </w:r>
+      <w:r>
+        <w:rPr>
+          <w:rFonts w:hint="eastAsia"/>
+        </w:rPr>
+        <w:t>：</w:t>
+      </w:r>
+      <w:r>
+        <w:rPr>
+          <w:rFonts w:hint="eastAsia"/>
+        </w:rPr>
+        <w:t>比喻在朝廷或政治生涯中所遭遇的種種坎坷、打擊與考驗（如貶謫、排擠）。指</w:t>
+      </w:r>
+      <w:r>
+        <w:rPr>
+          <w:rFonts w:hint="eastAsia"/>
+          <w:u w:val="single"/>
+        </w:rPr>
+        <w:t>蘇軾</w:t>
+      </w:r>
+      <w:r>
+        <w:rPr>
+          <w:rFonts w:hint="eastAsia"/>
+        </w:rPr>
+        <w:t>一生多次被貶官（如烏台詩案、貶謫</w:t>
+      </w:r>
+      <w:r>
+        <w:rPr>
+          <w:rFonts w:hint="eastAsia"/>
+          <w:u w:val="single"/>
+        </w:rPr>
+        <w:t>黃州</w:t>
+      </w:r>
+      <w:r>
+        <w:rPr>
+          <w:rFonts w:hint="eastAsia"/>
+        </w:rPr>
+        <w:t>、</w:t>
+      </w:r>
+      <w:r>
+        <w:rPr>
+          <w:rFonts w:hint="eastAsia"/>
+          <w:u w:val="single"/>
+        </w:rPr>
+        <w:t>惠州</w:t>
+      </w:r>
+      <w:r>
+        <w:rPr>
+          <w:rFonts w:hint="eastAsia"/>
+        </w:rPr>
+        <w:t>、</w:t>
+      </w:r>
+      <w:proofErr w:type="gramStart"/>
+      <w:r>
+        <w:rPr>
+          <w:rFonts w:hint="eastAsia"/>
+          <w:u w:val="single"/>
+        </w:rPr>
+        <w:t>儋</w:t>
+      </w:r>
+      <w:proofErr w:type="gramEnd"/>
+      <w:r>
+        <w:rPr>
+          <w:rFonts w:hint="eastAsia"/>
+          <w:u w:val="single"/>
+        </w:rPr>
+        <w:t>州</w:t>
+      </w:r>
+      <w:r>
+        <w:rPr>
+          <w:rFonts w:hint="eastAsia"/>
+        </w:rPr>
+        <w:t>）的悲慘遭遇。這些「風霜」摧折了他的肉體，卻也磨練了他的心志。</w:t>
       </w:r>
     </w:p>
     <w:p>
@@ -1702,47 +1540,55 @@
           <w:ilvl w:val="0"/>
           <w:numId w:val="1"/>
         </w:numPr>
-        <w:spacing w:after="0" w:line="480" w:lineRule="exact"/>
-        <w:ind w:leftChars="0" w:left="482" w:right="0"/>
-      </w:pPr>
-      <w:r>
-        <w:rPr>
-          <w:rFonts w:hint="eastAsia"/>
-          <w:szCs w:val="28"/>
-        </w:rPr>
-        <w:t>心</w:t>
+        <w:spacing w:after="0" w:line="400" w:lineRule="exact"/>
+        <w:ind w:leftChars="0" w:left="284" w:right="0" w:hanging="284"/>
+        <w:jc w:val="both"/>
+      </w:pPr>
+      <w:r>
+        <w:rPr>
+          <w:rFonts w:hint="eastAsia"/>
+        </w:rPr>
+        <w:t>迴環</w:t>
+      </w:r>
+      <w:r>
+        <w:rPr>
+          <w:rFonts w:hint="eastAsia"/>
+        </w:rPr>
+        <w:t>：</w:t>
+      </w:r>
+      <w:r>
+        <w:rPr>
+          <w:rFonts w:hint="eastAsia"/>
+        </w:rPr>
+        <w:t>曲折環繞，或者文章、詩詞在結構上首尾呼應、循環往復的寫法。</w:t>
       </w:r>
       <w:proofErr w:type="gramStart"/>
       <w:r>
         <w:rPr>
           <w:rFonts w:hint="eastAsia"/>
-          <w:szCs w:val="28"/>
-        </w:rPr>
-        <w:t>隨境轉</w:t>
+        </w:rPr>
+        <w:t>本詩第</w:t>
       </w:r>
       <w:proofErr w:type="gramEnd"/>
       <w:r>
         <w:rPr>
           <w:rFonts w:hint="eastAsia"/>
-          <w:szCs w:val="28"/>
-        </w:rPr>
-        <w:t>：在不同的心境下，看同一</w:t>
+        </w:rPr>
+        <w:t>一句和第四句完全相同，形成一個完美的圓形結構。這種寫法象徵著人生的起點與終點交</w:t>
       </w:r>
       <w:proofErr w:type="gramStart"/>
       <w:r>
         <w:rPr>
           <w:rFonts w:hint="eastAsia"/>
-          <w:szCs w:val="28"/>
-        </w:rPr>
-        <w:t>個</w:t>
+        </w:rPr>
+        <w:t>匯</w:t>
       </w:r>
       <w:proofErr w:type="gramEnd"/>
       <w:r>
         <w:rPr>
           <w:rFonts w:hint="eastAsia"/>
-          <w:szCs w:val="28"/>
-        </w:rPr>
-        <w:t>世界，會有不同的心理和感受。</w:t>
+        </w:rPr>
+        <w:t>，生命繞了一大圈，最終又回到了原點。</w:t>
       </w:r>
     </w:p>
     <w:p>
@@ -1752,15 +1598,27 @@
           <w:ilvl w:val="0"/>
           <w:numId w:val="1"/>
         </w:numPr>
-        <w:spacing w:after="0" w:line="480" w:lineRule="exact"/>
-        <w:ind w:leftChars="0" w:left="482" w:right="0"/>
-      </w:pPr>
-      <w:r>
-        <w:rPr>
-          <w:rFonts w:hint="eastAsia"/>
-          <w:szCs w:val="28"/>
-        </w:rPr>
-        <w:t>命意：定意、寓意。</w:t>
+        <w:spacing w:after="0" w:line="400" w:lineRule="exact"/>
+        <w:ind w:leftChars="0" w:left="284" w:right="0" w:hanging="284"/>
+        <w:jc w:val="both"/>
+      </w:pPr>
+      <w:r>
+        <w:rPr>
+          <w:rFonts w:hint="eastAsia"/>
+        </w:rPr>
+        <w:t>映照</w:t>
+      </w:r>
+      <w:r>
+        <w:rPr>
+          <w:rFonts w:hint="eastAsia"/>
+        </w:rPr>
+        <w:t>：</w:t>
+      </w:r>
+      <w:r>
+        <w:rPr>
+          <w:rFonts w:hint="eastAsia"/>
+        </w:rPr>
+        <w:t>呼應、對比、相互照見。外在的自然風景（煙雨、江潮）與內心的心理狀態（渴望、釋懷）互為表裡，大自然成了詩人精神世界的一面鏡子。</w:t>
       </w:r>
     </w:p>
     <w:p>
@@ -1770,177 +1628,58 @@
           <w:ilvl w:val="0"/>
           <w:numId w:val="1"/>
         </w:numPr>
-        <w:spacing w:after="0" w:line="480" w:lineRule="exact"/>
-        <w:ind w:leftChars="0" w:left="482" w:right="0"/>
+        <w:spacing w:after="0" w:line="400" w:lineRule="exact"/>
+        <w:ind w:leftChars="0" w:left="284" w:right="0" w:hanging="284"/>
+        <w:jc w:val="both"/>
       </w:pPr>
       <w:proofErr w:type="gramStart"/>
       <w:r>
         <w:rPr>
           <w:rFonts w:hint="eastAsia"/>
-          <w:szCs w:val="28"/>
-        </w:rPr>
-        <w:t>縈</w:t>
+        </w:rPr>
+        <w:t>閱盡滄桑</w:t>
       </w:r>
       <w:proofErr w:type="gramEnd"/>
       <w:r>
         <w:rPr>
           <w:rFonts w:hint="eastAsia"/>
-          <w:szCs w:val="28"/>
-        </w:rPr>
-        <w:t>(</w:t>
+        </w:rPr>
+        <w:t>：</w:t>
       </w:r>
       <w:proofErr w:type="gramStart"/>
       <w:r>
         <w:rPr>
           <w:rFonts w:hint="eastAsia"/>
-          <w:color w:val="FF0000"/>
-          <w:sz w:val="16"/>
-          <w:szCs w:val="16"/>
-        </w:rPr>
-        <w:t>ㄧㄥˊ</w:t>
+        </w:rPr>
+        <w:t>飽經世事</w:t>
       </w:r>
       <w:proofErr w:type="gramEnd"/>
       <w:r>
         <w:rPr>
           <w:rFonts w:hint="eastAsia"/>
-          <w:szCs w:val="28"/>
-        </w:rPr>
-        <w:t>)：圍繞、纏繞。如：「縈繞」、「</w:t>
-      </w:r>
-      <w:proofErr w:type="gramStart"/>
-      <w:r>
-        <w:rPr>
-          <w:rFonts w:hint="eastAsia"/>
-          <w:szCs w:val="28"/>
-        </w:rPr>
-        <w:t>縈</w:t>
-      </w:r>
-      <w:proofErr w:type="gramEnd"/>
-      <w:r>
-        <w:rPr>
-          <w:rFonts w:hint="eastAsia"/>
-          <w:szCs w:val="28"/>
-        </w:rPr>
-        <w:t>青</w:t>
-      </w:r>
-      <w:proofErr w:type="gramStart"/>
-      <w:r>
-        <w:rPr>
-          <w:rFonts w:hint="eastAsia"/>
-          <w:szCs w:val="28"/>
-        </w:rPr>
-        <w:t>繚</w:t>
-      </w:r>
-      <w:proofErr w:type="gramEnd"/>
-      <w:r>
-        <w:rPr>
-          <w:rFonts w:hint="eastAsia"/>
-          <w:szCs w:val="28"/>
-        </w:rPr>
-        <w:t>白」、「魂牽夢縈」。</w:t>
-      </w:r>
-    </w:p>
-    <w:p>
-      <w:pPr>
-        <w:pStyle w:val="aa"/>
-        <w:spacing w:after="0" w:line="480" w:lineRule="exact"/>
-        <w:ind w:leftChars="0" w:left="482" w:right="0" w:firstLine="0"/>
-      </w:pPr>
-      <w:proofErr w:type="gramStart"/>
-      <w:r>
-        <w:rPr>
-          <w:rFonts w:hint="eastAsia"/>
-        </w:rPr>
-        <w:t>縈</w:t>
-      </w:r>
-      <w:proofErr w:type="gramEnd"/>
-      <w:r>
-        <w:rPr>
-          <w:rFonts w:hint="eastAsia"/>
-        </w:rPr>
-        <w:t>青</w:t>
-      </w:r>
-      <w:proofErr w:type="gramStart"/>
-      <w:r>
-        <w:rPr>
-          <w:rFonts w:hint="eastAsia"/>
-        </w:rPr>
-        <w:t>繚</w:t>
-      </w:r>
-      <w:proofErr w:type="gramEnd"/>
-      <w:r>
-        <w:rPr>
-          <w:rFonts w:hint="eastAsia"/>
-        </w:rPr>
-        <w:t>白</w:t>
-      </w:r>
-      <w:r>
-        <w:rPr>
-          <w:rFonts w:hint="eastAsia"/>
-        </w:rPr>
-        <w:t>：</w:t>
-      </w:r>
-      <w:r>
-        <w:rPr>
-          <w:rFonts w:hint="eastAsia"/>
-        </w:rPr>
-        <w:t>青，</w:t>
-      </w:r>
-      <w:proofErr w:type="gramStart"/>
-      <w:r>
-        <w:rPr>
-          <w:rFonts w:hint="eastAsia"/>
-        </w:rPr>
-        <w:t>借指森林</w:t>
-      </w:r>
-      <w:proofErr w:type="gramEnd"/>
-      <w:r>
-        <w:rPr>
-          <w:rFonts w:hint="eastAsia"/>
-        </w:rPr>
-        <w:t>；白，</w:t>
-      </w:r>
-      <w:proofErr w:type="gramStart"/>
-      <w:r>
-        <w:rPr>
-          <w:rFonts w:hint="eastAsia"/>
-        </w:rPr>
-        <w:t>借指白雲</w:t>
-      </w:r>
-      <w:proofErr w:type="gramEnd"/>
-      <w:r>
-        <w:rPr>
-          <w:rFonts w:hint="eastAsia"/>
-        </w:rPr>
-        <w:t>。「</w:t>
-      </w:r>
-      <w:proofErr w:type="gramStart"/>
-      <w:r>
-        <w:rPr>
-          <w:rFonts w:hint="eastAsia"/>
-        </w:rPr>
-        <w:t>縈</w:t>
-      </w:r>
-      <w:proofErr w:type="gramEnd"/>
-      <w:r>
-        <w:rPr>
-          <w:rFonts w:hint="eastAsia"/>
-        </w:rPr>
-        <w:t>青</w:t>
-      </w:r>
-      <w:proofErr w:type="gramStart"/>
-      <w:r>
-        <w:rPr>
-          <w:rFonts w:hint="eastAsia"/>
-        </w:rPr>
-        <w:t>繚</w:t>
-      </w:r>
-      <w:proofErr w:type="gramEnd"/>
-      <w:r>
-        <w:rPr>
-          <w:rFonts w:hint="eastAsia"/>
-        </w:rPr>
-        <w:t>白」指樹林與白雲，相互環繞。形容山林風光之美。</w:t>
+        </w:rPr>
+        <w:t>變化，看遍了人世間的悲歡離合與大起大落</w:t>
+      </w:r>
+      <w:r>
+        <w:rPr>
+          <w:rFonts w:hint="eastAsia"/>
+        </w:rPr>
+        <w:t>。</w:t>
+      </w:r>
+      <w:r>
+        <w:rPr>
+          <w:rFonts w:hint="eastAsia"/>
+        </w:rPr>
+        <w:t>這是蘇軾晚年（臨終前）的寫照。此時的他已經歷了人生的頂峰與谷底，所有的痛苦、榮耀都已嘗試遍</w:t>
+      </w:r>
+      <w:r>
+        <w:br/>
+      </w:r>
+      <w:r>
+        <w:rPr>
+          <w:rFonts w:hint="eastAsia"/>
+        </w:rPr>
+        <w:t>，才擁有這種飽滿而厚重的生命視角。</w:t>
       </w:r>
     </w:p>
     <w:p>
@@ -1950,14 +1689,15 @@
           <w:ilvl w:val="0"/>
           <w:numId w:val="1"/>
         </w:numPr>
-        <w:spacing w:after="0" w:line="480" w:lineRule="exact"/>
-        <w:ind w:leftChars="0" w:left="482" w:right="0"/>
-      </w:pPr>
-      <w:r>
-        <w:rPr>
-          <w:rFonts w:hint="eastAsia"/>
-        </w:rPr>
-        <w:t>曠世</w:t>
+        <w:spacing w:after="0" w:line="400" w:lineRule="exact"/>
+        <w:ind w:leftChars="0" w:left="284" w:right="0" w:hanging="284"/>
+        <w:jc w:val="both"/>
+      </w:pPr>
+      <w:r>
+        <w:rPr>
+          <w:rFonts w:hint="eastAsia"/>
+        </w:rPr>
+        <w:t>回歸本質</w:t>
       </w:r>
       <w:r>
         <w:rPr>
@@ -1969,19 +1709,7 @@
         <w:rPr>
           <w:rFonts w:hint="eastAsia"/>
         </w:rPr>
-        <w:t>歷時久遠</w:t>
-      </w:r>
-      <w:r>
-        <w:rPr>
-          <w:rFonts w:hint="eastAsia"/>
-        </w:rPr>
-        <w:t>；</w:t>
-      </w:r>
-      <w:r>
-        <w:rPr>
-          <w:rFonts w:hint="eastAsia"/>
-        </w:rPr>
-        <w:t>當代無可比擬。</w:t>
+        <w:t>拋棄外在的虛飾、假象或附加價值，重新回到事物最原始、最真實的核心狀態。</w:t>
       </w:r>
     </w:p>
     <w:p>
@@ -1991,14 +1719,15 @@
           <w:ilvl w:val="0"/>
           <w:numId w:val="1"/>
         </w:numPr>
-        <w:spacing w:after="0" w:line="480" w:lineRule="exact"/>
-        <w:ind w:leftChars="0" w:left="482" w:right="0"/>
-      </w:pPr>
-      <w:r>
-        <w:rPr>
-          <w:rFonts w:hint="eastAsia"/>
-        </w:rPr>
-        <w:t>幡</w:t>
+        <w:spacing w:after="0" w:line="400" w:lineRule="exact"/>
+        <w:ind w:leftChars="0" w:left="284" w:right="0" w:hanging="284"/>
+        <w:jc w:val="both"/>
+      </w:pPr>
+      <w:r>
+        <w:rPr>
+          <w:rFonts w:hint="eastAsia"/>
+        </w:rPr>
+        <w:t>磅礴</w:t>
       </w:r>
       <w:r>
         <w:rPr>
@@ -2006,7 +1735,6 @@
         </w:rPr>
         <w:t>(</w:t>
       </w:r>
-      <w:proofErr w:type="gramStart"/>
       <w:r>
         <w:rPr>
           <w:rFonts w:hint="eastAsia"/>
@@ -2014,49 +1742,39 @@
           <w:sz w:val="16"/>
           <w:szCs w:val="16"/>
         </w:rPr>
-        <w:t>ㄈㄢ</w:t>
-      </w:r>
-      <w:proofErr w:type="gramEnd"/>
-      <w:r>
-        <w:rPr>
-          <w:rFonts w:hint="eastAsia"/>
-        </w:rPr>
-        <w:t>)：</w:t>
-      </w:r>
-      <w:r>
-        <w:rPr>
-          <w:rFonts w:hint="eastAsia"/>
-        </w:rPr>
-        <w:t>一種狹長而下垂的旗幟。同「</w:t>
-      </w:r>
-      <w:proofErr w:type="gramStart"/>
-      <w:r>
-        <w:rPr>
-          <w:rFonts w:hint="eastAsia"/>
-        </w:rPr>
-        <w:t>旛</w:t>
-      </w:r>
-      <w:proofErr w:type="gramEnd"/>
-      <w:r>
-        <w:rPr>
-          <w:rFonts w:hint="eastAsia"/>
-        </w:rPr>
-        <w:t>」。</w:t>
-      </w:r>
-      <w:r>
-        <w:rPr>
-          <w:rFonts w:hint="eastAsia"/>
-        </w:rPr>
-        <w:t>【例】招魂</w:t>
-      </w:r>
-      <w:proofErr w:type="gramStart"/>
-      <w:r>
-        <w:rPr>
-          <w:rFonts w:hint="eastAsia"/>
-        </w:rPr>
-        <w:t>旛</w:t>
-      </w:r>
-      <w:proofErr w:type="gramEnd"/>
+        <w:t>ㄆㄤ ㄅㄛˊ</w:t>
+      </w:r>
+      <w:r>
+        <w:rPr>
+          <w:rFonts w:hint="eastAsia"/>
+        </w:rPr>
+        <w:t>)</w:t>
+      </w:r>
+      <w:r>
+        <w:rPr>
+          <w:rFonts w:hint="eastAsia"/>
+        </w:rPr>
+        <w:t>：</w:t>
+      </w:r>
+      <w:r>
+        <w:rPr>
+          <w:rFonts w:hint="eastAsia"/>
+        </w:rPr>
+        <w:t>形容氣勢盛大、雄渾，充滿震撼力。形容</w:t>
+      </w:r>
+      <w:r>
+        <w:rPr>
+          <w:rFonts w:hint="eastAsia"/>
+          <w:u w:val="single"/>
+        </w:rPr>
+        <w:t>錢塘江</w:t>
+      </w:r>
+      <w:r>
+        <w:rPr>
+          <w:rFonts w:hint="eastAsia"/>
+        </w:rPr>
+        <w:t>大潮（浙江潮）排山倒海的壯麗景觀，在詩中也暗喻人生中那些轟轟烈烈、讓人熱血沸騰的宏大目標或輝煌時刻。</w:t>
+      </w:r>
     </w:p>
     <w:p>
       <w:pPr>
@@ -2065,64 +1783,38 @@
           <w:ilvl w:val="0"/>
           <w:numId w:val="1"/>
         </w:numPr>
-        <w:spacing w:after="0" w:line="480" w:lineRule="exact"/>
-        <w:ind w:leftChars="0" w:left="482" w:right="0"/>
+        <w:spacing w:after="0" w:line="400" w:lineRule="exact"/>
+        <w:ind w:leftChars="0" w:left="284" w:right="0" w:hanging="284"/>
+        <w:jc w:val="both"/>
       </w:pPr>
       <w:proofErr w:type="gramStart"/>
       <w:r>
         <w:rPr>
           <w:rFonts w:hint="eastAsia"/>
         </w:rPr>
-        <w:t>皈</w:t>
+        <w:t>執念</w:t>
       </w:r>
       <w:proofErr w:type="gramEnd"/>
       <w:r>
         <w:rPr>
           <w:rFonts w:hint="eastAsia"/>
         </w:rPr>
-        <w:t>(</w:t>
-      </w:r>
-      <w:proofErr w:type="gramStart"/>
-      <w:r>
-        <w:rPr>
-          <w:rFonts w:hint="eastAsia"/>
-          <w:color w:val="FF0000"/>
-          <w:sz w:val="16"/>
-          <w:szCs w:val="16"/>
-        </w:rPr>
-        <w:t>ㄍㄨㄟ</w:t>
-      </w:r>
-      <w:proofErr w:type="gramEnd"/>
-      <w:r>
-        <w:rPr>
-          <w:rFonts w:hint="eastAsia"/>
-        </w:rPr>
-        <w:t>)</w:t>
-      </w:r>
-      <w:r>
-        <w:rPr>
-          <w:rFonts w:hint="eastAsia"/>
-        </w:rPr>
-        <w:t>依</w:t>
-      </w:r>
-      <w:r>
-        <w:rPr>
-          <w:rFonts w:hint="eastAsia"/>
-        </w:rPr>
-        <w:t>：歸向依附。</w:t>
-      </w:r>
-    </w:p>
-    <w:p>
-      <w:pPr>
-        <w:pStyle w:val="aa"/>
-        <w:spacing w:after="0" w:line="480" w:lineRule="exact"/>
-        <w:ind w:leftChars="0" w:left="482" w:right="0" w:firstLine="0"/>
-      </w:pPr>
-      <w:r>
-        <w:rPr>
-          <w:rFonts w:hint="eastAsia"/>
-        </w:rPr>
-        <w:t>【例】他歷經大起大落之後，有感於人生無常，決心皈依佛門。</w:t>
+        <w:t>：</w:t>
+      </w:r>
+      <w:r>
+        <w:rPr>
+          <w:rFonts w:hint="eastAsia"/>
+        </w:rPr>
+        <w:t>過分執著於某種想法、追求或欲望，到了久久不能放下的地步。人們活在世上</w:t>
+      </w:r>
+      <w:r>
+        <w:br/>
+      </w:r>
+      <w:r>
+        <w:rPr>
+          <w:rFonts w:hint="eastAsia"/>
+        </w:rPr>
+        <w:t>，往往對名利、愛情、某個未竟的夢想抱有強烈的控制欲，得不到便痛苦萬分。</w:t>
       </w:r>
     </w:p>
     <w:p>
@@ -2132,14 +1824,15 @@
           <w:ilvl w:val="0"/>
           <w:numId w:val="1"/>
         </w:numPr>
-        <w:spacing w:after="0" w:line="480" w:lineRule="exact"/>
-        <w:ind w:leftChars="0" w:left="482" w:right="0"/>
-      </w:pPr>
-      <w:r>
-        <w:rPr>
-          <w:rFonts w:hint="eastAsia"/>
-        </w:rPr>
-        <w:t>出塵</w:t>
+        <w:spacing w:after="0" w:line="400" w:lineRule="exact"/>
+        <w:ind w:leftChars="0" w:left="284" w:right="0" w:hanging="284"/>
+        <w:jc w:val="both"/>
+      </w:pPr>
+      <w:r>
+        <w:rPr>
+          <w:rFonts w:hint="eastAsia"/>
+        </w:rPr>
+        <w:t>峰迴路轉</w:t>
       </w:r>
       <w:r>
         <w:rPr>
@@ -2151,7 +1844,7 @@
         <w:rPr>
           <w:rFonts w:hint="eastAsia"/>
         </w:rPr>
-        <w:t>超出塵俗。</w:t>
+        <w:t>山峰曲折、路徑轉彎；比喻事情在陷入困境或僵局時，突然出現了轉機或出乎意料的變化。形容詩意在第三句「及至到來無一事」突然轉折，打破了前兩句營造的緊繃感與期待感，帶來思維的頓悟。</w:t>
       </w:r>
     </w:p>
     <w:p>
@@ -2161,14 +1854,15 @@
           <w:ilvl w:val="0"/>
           <w:numId w:val="1"/>
         </w:numPr>
-        <w:spacing w:after="0" w:line="480" w:lineRule="exact"/>
-        <w:ind w:leftChars="0" w:left="482" w:right="0"/>
-      </w:pPr>
-      <w:r>
-        <w:rPr>
-          <w:rFonts w:hint="eastAsia"/>
-        </w:rPr>
-        <w:t>煩惱即菩提</w:t>
+        <w:spacing w:after="0" w:line="400" w:lineRule="exact"/>
+        <w:ind w:leftChars="0" w:left="284" w:right="0" w:hanging="284"/>
+        <w:jc w:val="both"/>
+      </w:pPr>
+      <w:r>
+        <w:rPr>
+          <w:rFonts w:hint="eastAsia"/>
+        </w:rPr>
+        <w:t>激昂</w:t>
       </w:r>
       <w:r>
         <w:rPr>
@@ -2180,23 +1874,379 @@
         <w:rPr>
           <w:rFonts w:hint="eastAsia"/>
         </w:rPr>
-        <w:t>就是說，</w:t>
-      </w:r>
-      <w:r>
-        <w:rPr>
-          <w:rFonts w:hint="eastAsia"/>
-        </w:rPr>
-        <w:t>如果</w:t>
-      </w:r>
-      <w:r>
-        <w:rPr>
-          <w:rFonts w:hint="eastAsia"/>
-        </w:rPr>
-        <w:t>你能把煩惱轉過來就是菩提。因煩惱的刺激，引起你的覺悟，發現自己在煩惱中，這可不對，立刻警覺，這樣一轉，當下就是菩提。</w:t>
+        <w:t>情緒激動昂揚，充滿熱情與力量。</w:t>
+      </w:r>
+    </w:p>
+    <w:p>
+      <w:pPr>
+        <w:pStyle w:val="aa"/>
+        <w:numPr>
+          <w:ilvl w:val="0"/>
+          <w:numId w:val="1"/>
+        </w:numPr>
+        <w:spacing w:after="0" w:line="400" w:lineRule="exact"/>
+        <w:ind w:leftChars="0" w:left="284" w:right="0" w:hanging="284"/>
+        <w:jc w:val="both"/>
+      </w:pPr>
+      <w:r>
+        <w:rPr>
+          <w:rFonts w:hint="eastAsia"/>
+        </w:rPr>
+        <w:t>虛無</w:t>
+      </w:r>
+      <w:r>
+        <w:rPr>
+          <w:rFonts w:hint="eastAsia"/>
+        </w:rPr>
+        <w:t>：</w:t>
+      </w:r>
+      <w:r>
+        <w:rPr>
+          <w:rFonts w:hint="eastAsia"/>
+        </w:rPr>
+        <w:t>空無所有，指事物不具備永恆的實體或最終的意義。</w:t>
+      </w:r>
+      <w:r>
+        <w:rPr>
+          <w:rFonts w:hint="eastAsia"/>
+          <w:u w:val="single"/>
+        </w:rPr>
+        <w:t>禪宗</w:t>
+      </w:r>
+      <w:proofErr w:type="gramStart"/>
+      <w:r>
+        <w:rPr>
+          <w:rFonts w:hint="eastAsia"/>
+        </w:rPr>
+        <w:t>所說的</w:t>
+      </w:r>
+      <w:proofErr w:type="gramEnd"/>
+      <w:r>
+        <w:rPr>
+          <w:rFonts w:hint="eastAsia"/>
+        </w:rPr>
+        <w:t>「空」。當人耗盡一生追逐到某個巨大的成就後，突然發現它並不能帶來永恆的快樂，那種繁華落盡後的空虛感。</w:t>
+      </w:r>
+    </w:p>
+    <w:p>
+      <w:pPr>
+        <w:pStyle w:val="aa"/>
+        <w:numPr>
+          <w:ilvl w:val="0"/>
+          <w:numId w:val="1"/>
+        </w:numPr>
+        <w:spacing w:after="0" w:line="400" w:lineRule="exact"/>
+        <w:ind w:leftChars="0" w:left="284" w:right="0" w:hanging="284"/>
+        <w:jc w:val="both"/>
+      </w:pPr>
+      <w:r>
+        <w:rPr>
+          <w:rFonts w:hint="eastAsia"/>
+        </w:rPr>
+        <w:t>本相</w:t>
+      </w:r>
+      <w:r>
+        <w:rPr>
+          <w:rFonts w:hint="eastAsia"/>
+        </w:rPr>
+        <w:t>：</w:t>
+      </w:r>
+      <w:r>
+        <w:rPr>
+          <w:rFonts w:hint="eastAsia"/>
+        </w:rPr>
+        <w:t>本來面目，</w:t>
+      </w:r>
+      <w:r>
+        <w:rPr>
+          <w:rFonts w:hint="eastAsia"/>
+          <w:u w:val="single"/>
+        </w:rPr>
+        <w:t>佛教</w:t>
+      </w:r>
+      <w:r>
+        <w:rPr>
+          <w:rFonts w:hint="eastAsia"/>
+        </w:rPr>
+        <w:t>用語，指事物的本體或最真實的真相。看清事物的本相，就是智慧的開端。</w:t>
+      </w:r>
+    </w:p>
+    <w:p>
+      <w:pPr>
+        <w:pStyle w:val="aa"/>
+        <w:numPr>
+          <w:ilvl w:val="0"/>
+          <w:numId w:val="1"/>
+        </w:numPr>
+        <w:spacing w:after="0" w:line="400" w:lineRule="exact"/>
+        <w:ind w:leftChars="0" w:left="284" w:right="0" w:hanging="284"/>
+        <w:jc w:val="both"/>
+      </w:pPr>
+      <w:r>
+        <w:rPr>
+          <w:rFonts w:hint="eastAsia"/>
+        </w:rPr>
+        <w:t>隨波逐流</w:t>
+      </w:r>
+      <w:r>
+        <w:rPr>
+          <w:rFonts w:hint="eastAsia"/>
+        </w:rPr>
+        <w:t>：</w:t>
+      </w:r>
+      <w:r>
+        <w:rPr>
+          <w:rFonts w:hint="eastAsia"/>
+        </w:rPr>
+        <w:t>隨著波浪起伏，跟著流水飄蕩；比喻自己沒有堅定的立場，盲目跟從世俗的觀點或潮流。世人說廬山美、</w:t>
+      </w:r>
+      <w:proofErr w:type="gramStart"/>
+      <w:r>
+        <w:rPr>
+          <w:rFonts w:hint="eastAsia"/>
+        </w:rPr>
+        <w:t>觀潮好</w:t>
+      </w:r>
+      <w:proofErr w:type="gramEnd"/>
+      <w:r>
+        <w:rPr>
+          <w:rFonts w:hint="eastAsia"/>
+        </w:rPr>
+        <w:t>，大家便盲目</w:t>
+      </w:r>
+      <w:proofErr w:type="gramStart"/>
+      <w:r>
+        <w:rPr>
+          <w:rFonts w:hint="eastAsia"/>
+        </w:rPr>
+        <w:t>跟風去追求</w:t>
+      </w:r>
+      <w:proofErr w:type="gramEnd"/>
+      <w:r>
+        <w:rPr>
+          <w:rFonts w:hint="eastAsia"/>
+        </w:rPr>
+        <w:t>。蘇軾</w:t>
+      </w:r>
+      <w:proofErr w:type="gramStart"/>
+      <w:r>
+        <w:rPr>
+          <w:rFonts w:hint="eastAsia"/>
+        </w:rPr>
+        <w:t>開悟後</w:t>
+      </w:r>
+      <w:proofErr w:type="gramEnd"/>
+      <w:r>
+        <w:rPr>
+          <w:rFonts w:hint="eastAsia"/>
+        </w:rPr>
+        <w:t>，心境定靜，不再被世俗的價值觀（如追求名利、權位）所左右。</w:t>
+      </w:r>
+    </w:p>
+    <w:p>
+      <w:pPr>
+        <w:pStyle w:val="aa"/>
+        <w:numPr>
+          <w:ilvl w:val="0"/>
+          <w:numId w:val="1"/>
+        </w:numPr>
+        <w:spacing w:after="0" w:line="400" w:lineRule="exact"/>
+        <w:ind w:leftChars="0" w:left="284" w:right="0" w:hanging="284"/>
+        <w:jc w:val="both"/>
+      </w:pPr>
+      <w:r>
+        <w:rPr>
+          <w:rFonts w:hint="eastAsia"/>
+        </w:rPr>
+        <w:t>自我救贖</w:t>
+      </w:r>
+      <w:r>
+        <w:rPr>
+          <w:rFonts w:hint="eastAsia"/>
+        </w:rPr>
+        <w:t>：</w:t>
+      </w:r>
+      <w:r>
+        <w:rPr>
+          <w:rFonts w:hint="eastAsia"/>
+        </w:rPr>
+        <w:t>靠自己的力量（智慧、反省、放下）將自己從痛苦、罪惡或精神困境中解救出來。蘇軾一生多災多難，但他沒有怨天尤人，也沒有流於憤恨。他透過</w:t>
+      </w:r>
+      <w:proofErr w:type="gramStart"/>
+      <w:r>
+        <w:rPr>
+          <w:rFonts w:hint="eastAsia"/>
+        </w:rPr>
+        <w:t>文字與哲思</w:t>
+      </w:r>
+      <w:proofErr w:type="gramEnd"/>
+      <w:r>
+        <w:rPr>
+          <w:rFonts w:hint="eastAsia"/>
+        </w:rPr>
+        <w:t>，自己撫平了命運帶來的傷痛，達到了心靈的自我和解。</w:t>
+      </w:r>
+    </w:p>
+    <w:p>
+      <w:pPr>
+        <w:pStyle w:val="aa"/>
+        <w:numPr>
+          <w:ilvl w:val="0"/>
+          <w:numId w:val="1"/>
+        </w:numPr>
+        <w:spacing w:after="0" w:line="400" w:lineRule="exact"/>
+        <w:ind w:leftChars="0" w:left="284" w:right="0" w:hanging="284"/>
+        <w:jc w:val="both"/>
+        <w:rPr>
+          <w:rFonts w:hint="eastAsia"/>
+        </w:rPr>
+      </w:pPr>
+      <w:r>
+        <w:rPr>
+          <w:rFonts w:hint="eastAsia"/>
+        </w:rPr>
+        <w:t>解脫</w:t>
+      </w:r>
+      <w:r>
+        <w:rPr>
+          <w:rFonts w:hint="eastAsia"/>
+        </w:rPr>
+        <w:t>：</w:t>
+      </w:r>
+      <w:r>
+        <w:rPr>
+          <w:rFonts w:hint="eastAsia"/>
+        </w:rPr>
+        <w:t>擺脫了痛苦、</w:t>
+      </w:r>
+      <w:proofErr w:type="gramStart"/>
+      <w:r>
+        <w:rPr>
+          <w:rFonts w:hint="eastAsia"/>
+        </w:rPr>
+        <w:t>煩惱、</w:t>
+      </w:r>
+      <w:proofErr w:type="gramEnd"/>
+      <w:r>
+        <w:rPr>
+          <w:rFonts w:hint="eastAsia"/>
+        </w:rPr>
+        <w:t>束縛，獲得精神上的絕對自由。</w:t>
+      </w:r>
+      <w:proofErr w:type="gramStart"/>
+      <w:r>
+        <w:rPr>
+          <w:rFonts w:hint="eastAsia"/>
+        </w:rPr>
+        <w:t>本詩的</w:t>
+      </w:r>
+      <w:proofErr w:type="gramEnd"/>
+      <w:r>
+        <w:rPr>
+          <w:rFonts w:hint="eastAsia"/>
+        </w:rPr>
+        <w:t>最高心境。死生</w:t>
+      </w:r>
+      <w:proofErr w:type="gramStart"/>
+      <w:r>
+        <w:rPr>
+          <w:rFonts w:hint="eastAsia"/>
+        </w:rPr>
+        <w:t>契</w:t>
+      </w:r>
+      <w:proofErr w:type="gramEnd"/>
+      <w:r>
+        <w:rPr>
+          <w:rFonts w:hint="eastAsia"/>
+        </w:rPr>
+        <w:t>(</w:t>
+      </w:r>
+      <w:proofErr w:type="gramStart"/>
+      <w:r>
+        <w:rPr>
+          <w:rFonts w:hint="eastAsia"/>
+          <w:color w:val="FF0000"/>
+          <w:sz w:val="16"/>
+          <w:szCs w:val="16"/>
+        </w:rPr>
+        <w:t>ㄑㄧㄝ</w:t>
+      </w:r>
+      <w:r>
+        <w:rPr>
+          <w:rFonts w:hint="eastAsia"/>
+          <w:color w:val="FF0000"/>
+          <w:sz w:val="16"/>
+          <w:szCs w:val="16"/>
+        </w:rPr>
+        <w:t>ˋ</w:t>
+      </w:r>
+      <w:proofErr w:type="gramEnd"/>
+      <w:r>
+        <w:rPr>
+          <w:rFonts w:hint="eastAsia"/>
+        </w:rPr>
+        <w:t>)</w:t>
+      </w:r>
+      <w:r>
+        <w:rPr>
+          <w:rFonts w:hint="eastAsia"/>
+        </w:rPr>
+        <w:t>闊</w:t>
+      </w:r>
+      <w:r>
+        <w:rPr>
+          <w:rFonts w:hint="eastAsia"/>
+        </w:rPr>
+        <w:t>(</w:t>
+      </w:r>
+      <w:r>
+        <w:rPr>
+          <w:rFonts w:hint="eastAsia"/>
+        </w:rPr>
+        <w:t>分離</w:t>
+      </w:r>
+      <w:r>
+        <w:rPr>
+          <w:rFonts w:hint="eastAsia"/>
+        </w:rPr>
+        <w:t>、</w:t>
+      </w:r>
+      <w:proofErr w:type="gramStart"/>
+      <w:r>
+        <w:rPr>
+          <w:rFonts w:hint="eastAsia"/>
+        </w:rPr>
+        <w:t>相隔</w:t>
+      </w:r>
+      <w:proofErr w:type="gramEnd"/>
+      <w:r>
+        <w:rPr>
+          <w:rFonts w:hint="eastAsia"/>
+        </w:rPr>
+        <w:t>)</w:t>
+      </w:r>
+      <w:r>
+        <w:rPr>
+          <w:rFonts w:hint="eastAsia"/>
+        </w:rPr>
+        <w:t>，在面對生命終點時，</w:t>
+      </w:r>
+      <w:r>
+        <w:rPr>
+          <w:rFonts w:hint="eastAsia"/>
+          <w:u w:val="single"/>
+        </w:rPr>
+        <w:t>蘇軾</w:t>
+      </w:r>
+      <w:r>
+        <w:rPr>
+          <w:rFonts w:hint="eastAsia"/>
+        </w:rPr>
+        <w:t>已經放下了對這個世界的萬般牽掛與遺憾，心境如同明鏡，無牽無掛地離去。</w:t>
       </w:r>
     </w:p>
     <w:sectPr>
-      <w:footerReference w:type="default" r:id="rId13"/>
+      <w:footerReference w:type="default" r:id="rId8"/>
       <w:pgSz w:w="11906" w:h="16838"/>
       <w:pgMar w:top="567" w:right="567" w:bottom="567" w:left="567" w:header="0" w:footer="0" w:gutter="0"/>
       <w:cols w:space="720"/>
@@ -2207,7 +2257,7 @@
 </file>
 
 <file path=word/endnotes.xml><?xml version="1.0" encoding="utf-8"?>
-<w:endnotes xmlns:wpc="http://schemas.microsoft.com/office/word/2010/wordprocessingCanvas" xmlns:cx="http://schemas.microsoft.com/office/drawing/2014/chartex" xmlns:cx1="http://schemas.microsoft.com/office/drawing/2015/9/8/chartex" xmlns:cx2="http://schemas.microsoft.com/office/drawing/2015/10/21/chartex" xmlns:cx3="http://schemas.microsoft.com/office/drawing/2016/5/9/chartex" xmlns:cx4="http://schemas.microsoft.com/office/drawing/2016/5/10/chartex" xmlns:cx5="http://schemas.microsoft.com/office/drawing/2016/5/11/chartex" xmlns:cx6="http://schemas.microsoft.com/office/drawing/2016/5/12/chartex" xmlns:cx7="http://schemas.microsoft.com/office/drawing/2016/5/13/chartex" xmlns:cx8="http://schemas.microsoft.com/office/drawing/2016/5/14/chartex" xmlns:mc="http://schemas.openxmlformats.org/markup-compatibility/2006" xmlns:aink="http://schemas.microsoft.com/office/drawing/2016/ink" xmlns:am3d="http://schemas.microsoft.com/office/drawing/2017/model3d" xmlns:o="urn:schemas-microsoft-com:office:office" xmlns:oel="http://schemas.microsoft.com/office/2019/extlst" xmlns:r="http://schemas.openxmlformats.org/officeDocument/2006/relationships" xmlns:m="http://schemas.openxmlformats.org/officeDocument/2006/math" xmlns:v="urn:schemas-microsoft-com:vml" xmlns:wp14="http://schemas.microsoft.com/office/word/2010/wordprocessingDrawing" xmlns:wp="http://schemas.openxmlformats.org/drawingml/2006/wordprocessingDrawing" xmlns:w10="urn:schemas-microsoft-com:office:word" xmlns:w="http://schemas.openxmlformats.org/wordprocessingml/2006/main" xmlns:w14="http://schemas.microsoft.com/office/word/2010/wordml" xmlns:w15="http://schemas.microsoft.com/office/word/2012/wordml" xmlns:w16cex="http://schemas.microsoft.com/office/word/2018/wordml/cex" xmlns:w16cid="http://schemas.microsoft.com/office/word/2016/wordml/cid" xmlns:w16="http://schemas.microsoft.com/office/word/2018/wordml" xmlns:w16du="http://schemas.microsoft.com/office/word/2023/wordml/word16du" xmlns:w16sdtdh="http://schemas.microsoft.com/office/word/2020/wordml/sdtdatahash" xmlns:w16se="http://schemas.microsoft.com/office/word/2015/wordml/symex" xmlns:wpg="http://schemas.microsoft.com/office/word/2010/wordprocessingGroup" xmlns:wpi="http://schemas.microsoft.com/office/word/2010/wordprocessingInk" xmlns:wne="http://schemas.microsoft.com/office/word/2006/wordml" xmlns:wps="http://schemas.microsoft.com/office/word/2010/wordprocessingShape" mc:Ignorable="w14 w15 w16se w16cid w16 w16cex w16sdtdh wp14">
+<w:endnotes xmlns:wpc="http://schemas.microsoft.com/office/word/2010/wordprocessingCanvas" xmlns:cx="http://schemas.microsoft.com/office/drawing/2014/chartex" xmlns:cx1="http://schemas.microsoft.com/office/drawing/2015/9/8/chartex" xmlns:cx2="http://schemas.microsoft.com/office/drawing/2015/10/21/chartex" xmlns:cx3="http://schemas.microsoft.com/office/drawing/2016/5/9/chartex" xmlns:cx4="http://schemas.microsoft.com/office/drawing/2016/5/10/chartex" xmlns:cx5="http://schemas.microsoft.com/office/drawing/2016/5/11/chartex" xmlns:cx6="http://schemas.microsoft.com/office/drawing/2016/5/12/chartex" xmlns:cx7="http://schemas.microsoft.com/office/drawing/2016/5/13/chartex" xmlns:cx8="http://schemas.microsoft.com/office/drawing/2016/5/14/chartex" xmlns:mc="http://schemas.openxmlformats.org/markup-compatibility/2006" xmlns:aink="http://schemas.microsoft.com/office/drawing/2016/ink" xmlns:am3d="http://schemas.microsoft.com/office/drawing/2017/model3d" xmlns:o="urn:schemas-microsoft-com:office:office" xmlns:r="http://schemas.openxmlformats.org/officeDocument/2006/relationships" xmlns:m="http://schemas.openxmlformats.org/officeDocument/2006/math" xmlns:v="urn:schemas-microsoft-com:vml" xmlns:wp14="http://schemas.microsoft.com/office/word/2010/wordprocessingDrawing" xmlns:wp="http://schemas.openxmlformats.org/drawingml/2006/wordprocessingDrawing" xmlns:w10="urn:schemas-microsoft-com:office:word" xmlns:w="http://schemas.openxmlformats.org/wordprocessingml/2006/main" xmlns:w14="http://schemas.microsoft.com/office/word/2010/wordml" xmlns:w15="http://schemas.microsoft.com/office/word/2012/wordml" xmlns:w16cex="http://schemas.microsoft.com/office/word/2018/wordml/cex" xmlns:w16cid="http://schemas.microsoft.com/office/word/2016/wordml/cid" xmlns:w16="http://schemas.microsoft.com/office/word/2018/wordml" xmlns:w16sdtdh="http://schemas.microsoft.com/office/word/2020/wordml/sdtdatahash" xmlns:w16se="http://schemas.microsoft.com/office/word/2015/wordml/symex" xmlns:wpg="http://schemas.microsoft.com/office/word/2010/wordprocessingGroup" xmlns:wpi="http://schemas.microsoft.com/office/word/2010/wordprocessingInk" xmlns:wne="http://schemas.microsoft.com/office/word/2006/wordml" xmlns:wps="http://schemas.microsoft.com/office/word/2010/wordprocessingShape" mc:Ignorable="w14 w15 w16se w16cid w16 w16cex w16sdtdh wp14">
   <w:endnote w:type="separator" w:id="-1">
     <w:p>
       <w:pPr>
@@ -2232,7 +2282,7 @@
 </file>
 
 <file path=word/footer1.xml><?xml version="1.0" encoding="utf-8"?>
-<w:ftr xmlns:wpc="http://schemas.microsoft.com/office/word/2010/wordprocessingCanvas" xmlns:cx="http://schemas.microsoft.com/office/drawing/2014/chartex" xmlns:cx1="http://schemas.microsoft.com/office/drawing/2015/9/8/chartex" xmlns:cx2="http://schemas.microsoft.com/office/drawing/2015/10/21/chartex" xmlns:cx3="http://schemas.microsoft.com/office/drawing/2016/5/9/chartex" xmlns:cx4="http://schemas.microsoft.com/office/drawing/2016/5/10/chartex" xmlns:cx5="http://schemas.microsoft.com/office/drawing/2016/5/11/chartex" xmlns:cx6="http://schemas.microsoft.com/office/drawing/2016/5/12/chartex" xmlns:cx7="http://schemas.microsoft.com/office/drawing/2016/5/13/chartex" xmlns:cx8="http://schemas.microsoft.com/office/drawing/2016/5/14/chartex" xmlns:mc="http://schemas.openxmlformats.org/markup-compatibility/2006" xmlns:aink="http://schemas.microsoft.com/office/drawing/2016/ink" xmlns:am3d="http://schemas.microsoft.com/office/drawing/2017/model3d" xmlns:o="urn:schemas-microsoft-com:office:office" xmlns:oel="http://schemas.microsoft.com/office/2019/extlst" xmlns:r="http://schemas.openxmlformats.org/officeDocument/2006/relationships" xmlns:m="http://schemas.openxmlformats.org/officeDocument/2006/math" xmlns:v="urn:schemas-microsoft-com:vml" xmlns:wp14="http://schemas.microsoft.com/office/word/2010/wordprocessingDrawing" xmlns:wp="http://schemas.openxmlformats.org/drawingml/2006/wordprocessingDrawing" xmlns:w10="urn:schemas-microsoft-com:office:word" xmlns:w="http://schemas.openxmlformats.org/wordprocessingml/2006/main" xmlns:w14="http://schemas.microsoft.com/office/word/2010/wordml" xmlns:w15="http://schemas.microsoft.com/office/word/2012/wordml" xmlns:w16cex="http://schemas.microsoft.com/office/word/2018/wordml/cex" xmlns:w16cid="http://schemas.microsoft.com/office/word/2016/wordml/cid" xmlns:w16="http://schemas.microsoft.com/office/word/2018/wordml" xmlns:w16du="http://schemas.microsoft.com/office/word/2023/wordml/word16du" xmlns:w16sdtdh="http://schemas.microsoft.com/office/word/2020/wordml/sdtdatahash" xmlns:w16se="http://schemas.microsoft.com/office/word/2015/wordml/symex" xmlns:wpg="http://schemas.microsoft.com/office/word/2010/wordprocessingGroup" xmlns:wpi="http://schemas.microsoft.com/office/word/2010/wordprocessingInk" xmlns:wne="http://schemas.microsoft.com/office/word/2006/wordml" xmlns:wps="http://schemas.microsoft.com/office/word/2010/wordprocessingShape" mc:Ignorable="w14 w15 w16se w16cid w16 w16cex w16sdtdh wp14">
+<w:ftr xmlns:wpc="http://schemas.microsoft.com/office/word/2010/wordprocessingCanvas" xmlns:cx="http://schemas.microsoft.com/office/drawing/2014/chartex" xmlns:cx1="http://schemas.microsoft.com/office/drawing/2015/9/8/chartex" xmlns:cx2="http://schemas.microsoft.com/office/drawing/2015/10/21/chartex" xmlns:cx3="http://schemas.microsoft.com/office/drawing/2016/5/9/chartex" xmlns:cx4="http://schemas.microsoft.com/office/drawing/2016/5/10/chartex" xmlns:cx5="http://schemas.microsoft.com/office/drawing/2016/5/11/chartex" xmlns:cx6="http://schemas.microsoft.com/office/drawing/2016/5/12/chartex" xmlns:cx7="http://schemas.microsoft.com/office/drawing/2016/5/13/chartex" xmlns:cx8="http://schemas.microsoft.com/office/drawing/2016/5/14/chartex" xmlns:mc="http://schemas.openxmlformats.org/markup-compatibility/2006" xmlns:aink="http://schemas.microsoft.com/office/drawing/2016/ink" xmlns:am3d="http://schemas.microsoft.com/office/drawing/2017/model3d" xmlns:o="urn:schemas-microsoft-com:office:office" xmlns:r="http://schemas.openxmlformats.org/officeDocument/2006/relationships" xmlns:m="http://schemas.openxmlformats.org/officeDocument/2006/math" xmlns:v="urn:schemas-microsoft-com:vml" xmlns:wp14="http://schemas.microsoft.com/office/word/2010/wordprocessingDrawing" xmlns:wp="http://schemas.openxmlformats.org/drawingml/2006/wordprocessingDrawing" xmlns:w10="urn:schemas-microsoft-com:office:word" xmlns:w="http://schemas.openxmlformats.org/wordprocessingml/2006/main" xmlns:w14="http://schemas.microsoft.com/office/word/2010/wordml" xmlns:w15="http://schemas.microsoft.com/office/word/2012/wordml" xmlns:w16cex="http://schemas.microsoft.com/office/word/2018/wordml/cex" xmlns:w16cid="http://schemas.microsoft.com/office/word/2016/wordml/cid" xmlns:w16="http://schemas.microsoft.com/office/word/2018/wordml" xmlns:w16sdtdh="http://schemas.microsoft.com/office/word/2020/wordml/sdtdatahash" xmlns:w16se="http://schemas.microsoft.com/office/word/2015/wordml/symex" xmlns:wpg="http://schemas.microsoft.com/office/word/2010/wordprocessingGroup" xmlns:wpi="http://schemas.microsoft.com/office/word/2010/wordprocessingInk" xmlns:wne="http://schemas.microsoft.com/office/word/2006/wordml" xmlns:wps="http://schemas.microsoft.com/office/word/2010/wordprocessingShape" mc:Ignorable="w14 w15 w16se w16cid w16 w16cex w16sdtdh wp14">
   <w:sdt>
     <w:sdtPr>
       <w:id w:val="1495451635"/>
@@ -2241,6 +2291,7 @@
         <w:docPartUnique/>
       </w:docPartObj>
     </w:sdtPr>
+    <w:sdtEndPr/>
     <w:sdtContent>
       <w:p>
         <w:pPr>
@@ -2295,7 +2346,7 @@
 </file>
 
 <file path=word/footnotes.xml><?xml version="1.0" encoding="utf-8"?>
-<w:footnotes xmlns:wpc="http://schemas.microsoft.com/office/word/2010/wordprocessingCanvas" xmlns:cx="http://schemas.microsoft.com/office/drawing/2014/chartex" xmlns:cx1="http://schemas.microsoft.com/office/drawing/2015/9/8/chartex" xmlns:cx2="http://schemas.microsoft.com/office/drawing/2015/10/21/chartex" xmlns:cx3="http://schemas.microsoft.com/office/drawing/2016/5/9/chartex" xmlns:cx4="http://schemas.microsoft.com/office/drawing/2016/5/10/chartex" xmlns:cx5="http://schemas.microsoft.com/office/drawing/2016/5/11/chartex" xmlns:cx6="http://schemas.microsoft.com/office/drawing/2016/5/12/chartex" xmlns:cx7="http://schemas.microsoft.com/office/drawing/2016/5/13/chartex" xmlns:cx8="http://schemas.microsoft.com/office/drawing/2016/5/14/chartex" xmlns:mc="http://schemas.openxmlformats.org/markup-compatibility/2006" xmlns:aink="http://schemas.microsoft.com/office/drawing/2016/ink" xmlns:am3d="http://schemas.microsoft.com/office/drawing/2017/model3d" xmlns:o="urn:schemas-microsoft-com:office:office" xmlns:oel="http://schemas.microsoft.com/office/2019/extlst" xmlns:r="http://schemas.openxmlformats.org/officeDocument/2006/relationships" xmlns:m="http://schemas.openxmlformats.org/officeDocument/2006/math" xmlns:v="urn:schemas-microsoft-com:vml" xmlns:wp14="http://schemas.microsoft.com/office/word/2010/wordprocessingDrawing" xmlns:wp="http://schemas.openxmlformats.org/drawingml/2006/wordprocessingDrawing" xmlns:w10="urn:schemas-microsoft-com:office:word" xmlns:w="http://schemas.openxmlformats.org/wordprocessingml/2006/main" xmlns:w14="http://schemas.microsoft.com/office/word/2010/wordml" xmlns:w15="http://schemas.microsoft.com/office/word/2012/wordml" xmlns:w16cex="http://schemas.microsoft.com/office/word/2018/wordml/cex" xmlns:w16cid="http://schemas.microsoft.com/office/word/2016/wordml/cid" xmlns:w16="http://schemas.microsoft.com/office/word/2018/wordml" xmlns:w16du="http://schemas.microsoft.com/office/word/2023/wordml/word16du" xmlns:w16sdtdh="http://schemas.microsoft.com/office/word/2020/wordml/sdtdatahash" xmlns:w16se="http://schemas.microsoft.com/office/word/2015/wordml/symex" xmlns:wpg="http://schemas.microsoft.com/office/word/2010/wordprocessingGroup" xmlns:wpi="http://schemas.microsoft.com/office/word/2010/wordprocessingInk" xmlns:wne="http://schemas.microsoft.com/office/word/2006/wordml" xmlns:wps="http://schemas.microsoft.com/office/word/2010/wordprocessingShape" mc:Ignorable="w14 w15 w16se w16cid w16 w16cex w16sdtdh wp14">
+<w:footnotes xmlns:wpc="http://schemas.microsoft.com/office/word/2010/wordprocessingCanvas" xmlns:cx="http://schemas.microsoft.com/office/drawing/2014/chartex" xmlns:cx1="http://schemas.microsoft.com/office/drawing/2015/9/8/chartex" xmlns:cx2="http://schemas.microsoft.com/office/drawing/2015/10/21/chartex" xmlns:cx3="http://schemas.microsoft.com/office/drawing/2016/5/9/chartex" xmlns:cx4="http://schemas.microsoft.com/office/drawing/2016/5/10/chartex" xmlns:cx5="http://schemas.microsoft.com/office/drawing/2016/5/11/chartex" xmlns:cx6="http://schemas.microsoft.com/office/drawing/2016/5/12/chartex" xmlns:cx7="http://schemas.microsoft.com/office/drawing/2016/5/13/chartex" xmlns:cx8="http://schemas.microsoft.com/office/drawing/2016/5/14/chartex" xmlns:mc="http://schemas.openxmlformats.org/markup-compatibility/2006" xmlns:aink="http://schemas.microsoft.com/office/drawing/2016/ink" xmlns:am3d="http://schemas.microsoft.com/office/drawing/2017/model3d" xmlns:o="urn:schemas-microsoft-com:office:office" xmlns:r="http://schemas.openxmlformats.org/officeDocument/2006/relationships" xmlns:m="http://schemas.openxmlformats.org/officeDocument/2006/math" xmlns:v="urn:schemas-microsoft-com:vml" xmlns:wp14="http://schemas.microsoft.com/office/word/2010/wordprocessingDrawing" xmlns:wp="http://schemas.openxmlformats.org/drawingml/2006/wordprocessingDrawing" xmlns:w10="urn:schemas-microsoft-com:office:word" xmlns:w="http://schemas.openxmlformats.org/wordprocessingml/2006/main" xmlns:w14="http://schemas.microsoft.com/office/word/2010/wordml" xmlns:w15="http://schemas.microsoft.com/office/word/2012/wordml" xmlns:w16cex="http://schemas.microsoft.com/office/word/2018/wordml/cex" xmlns:w16cid="http://schemas.microsoft.com/office/word/2016/wordml/cid" xmlns:w16="http://schemas.microsoft.com/office/word/2018/wordml" xmlns:w16sdtdh="http://schemas.microsoft.com/office/word/2020/wordml/sdtdatahash" xmlns:w16se="http://schemas.microsoft.com/office/word/2015/wordml/symex" xmlns:wpg="http://schemas.microsoft.com/office/word/2010/wordprocessingGroup" xmlns:wpi="http://schemas.microsoft.com/office/word/2010/wordprocessingInk" xmlns:wne="http://schemas.microsoft.com/office/word/2006/wordml" xmlns:wps="http://schemas.microsoft.com/office/word/2010/wordprocessingShape" mc:Ignorable="w14 w15 w16se w16cid w16 w16cex w16sdtdh wp14">
   <w:footnote w:type="separator" w:id="-1">
     <w:p>
       <w:pPr>
@@ -2320,7 +2371,7 @@
 </file>
 
 <file path=word/numbering.xml><?xml version="1.0" encoding="utf-8"?>
-<w:numbering xmlns:wpc="http://schemas.microsoft.com/office/word/2010/wordprocessingCanvas" xmlns:cx="http://schemas.microsoft.com/office/drawing/2014/chartex" xmlns:cx1="http://schemas.microsoft.com/office/drawing/2015/9/8/chartex" xmlns:cx2="http://schemas.microsoft.com/office/drawing/2015/10/21/chartex" xmlns:cx3="http://schemas.microsoft.com/office/drawing/2016/5/9/chartex" xmlns:cx4="http://schemas.microsoft.com/office/drawing/2016/5/10/chartex" xmlns:cx5="http://schemas.microsoft.com/office/drawing/2016/5/11/chartex" xmlns:cx6="http://schemas.microsoft.com/office/drawing/2016/5/12/chartex" xmlns:cx7="http://schemas.microsoft.com/office/drawing/2016/5/13/chartex" xmlns:cx8="http://schemas.microsoft.com/office/drawing/2016/5/14/chartex" xmlns:mc="http://schemas.openxmlformats.org/markup-compatibility/2006" xmlns:aink="http://schemas.microsoft.com/office/drawing/2016/ink" xmlns:am3d="http://schemas.microsoft.com/office/drawing/2017/model3d" xmlns:o="urn:schemas-microsoft-com:office:office" xmlns:oel="http://schemas.microsoft.com/office/2019/extlst" xmlns:r="http://schemas.openxmlformats.org/officeDocument/2006/relationships" xmlns:m="http://schemas.openxmlformats.org/officeDocument/2006/math" xmlns:v="urn:schemas-microsoft-com:vml" xmlns:wp14="http://schemas.microsoft.com/office/word/2010/wordprocessingDrawing" xmlns:wp="http://schemas.openxmlformats.org/drawingml/2006/wordprocessingDrawing" xmlns:w10="urn:schemas-microsoft-com:office:word" xmlns:w="http://schemas.openxmlformats.org/wordprocessingml/2006/main" xmlns:w14="http://schemas.microsoft.com/office/word/2010/wordml" xmlns:w15="http://schemas.microsoft.com/office/word/2012/wordml" xmlns:w16cex="http://schemas.microsoft.com/office/word/2018/wordml/cex" xmlns:w16cid="http://schemas.microsoft.com/office/word/2016/wordml/cid" xmlns:w16="http://schemas.microsoft.com/office/word/2018/wordml" xmlns:w16du="http://schemas.microsoft.com/office/word/2023/wordml/word16du" xmlns:w16sdtdh="http://schemas.microsoft.com/office/word/2020/wordml/sdtdatahash" xmlns:w16se="http://schemas.microsoft.com/office/word/2015/wordml/symex" xmlns:wpg="http://schemas.microsoft.com/office/word/2010/wordprocessingGroup" xmlns:wpi="http://schemas.microsoft.com/office/word/2010/wordprocessingInk" xmlns:wne="http://schemas.microsoft.com/office/word/2006/wordml" xmlns:wps="http://schemas.microsoft.com/office/word/2010/wordprocessingShape" mc:Ignorable="w14 w15 w16se w16cid w16 w16cex w16sdtdh wp14">
+<w:numbering xmlns:wpc="http://schemas.microsoft.com/office/word/2010/wordprocessingCanvas" xmlns:cx="http://schemas.microsoft.com/office/drawing/2014/chartex" xmlns:cx1="http://schemas.microsoft.com/office/drawing/2015/9/8/chartex" xmlns:cx2="http://schemas.microsoft.com/office/drawing/2015/10/21/chartex" xmlns:cx3="http://schemas.microsoft.com/office/drawing/2016/5/9/chartex" xmlns:cx4="http://schemas.microsoft.com/office/drawing/2016/5/10/chartex" xmlns:cx5="http://schemas.microsoft.com/office/drawing/2016/5/11/chartex" xmlns:cx6="http://schemas.microsoft.com/office/drawing/2016/5/12/chartex" xmlns:cx7="http://schemas.microsoft.com/office/drawing/2016/5/13/chartex" xmlns:cx8="http://schemas.microsoft.com/office/drawing/2016/5/14/chartex" xmlns:mc="http://schemas.openxmlformats.org/markup-compatibility/2006" xmlns:aink="http://schemas.microsoft.com/office/drawing/2016/ink" xmlns:am3d="http://schemas.microsoft.com/office/drawing/2017/model3d" xmlns:o="urn:schemas-microsoft-com:office:office" xmlns:r="http://schemas.openxmlformats.org/officeDocument/2006/relationships" xmlns:m="http://schemas.openxmlformats.org/officeDocument/2006/math" xmlns:v="urn:schemas-microsoft-com:vml" xmlns:wp14="http://schemas.microsoft.com/office/word/2010/wordprocessingDrawing" xmlns:wp="http://schemas.openxmlformats.org/drawingml/2006/wordprocessingDrawing" xmlns:w10="urn:schemas-microsoft-com:office:word" xmlns:w="http://schemas.openxmlformats.org/wordprocessingml/2006/main" xmlns:w14="http://schemas.microsoft.com/office/word/2010/wordml" xmlns:w15="http://schemas.microsoft.com/office/word/2012/wordml" xmlns:w16cex="http://schemas.microsoft.com/office/word/2018/wordml/cex" xmlns:w16cid="http://schemas.microsoft.com/office/word/2016/wordml/cid" xmlns:w16="http://schemas.microsoft.com/office/word/2018/wordml" xmlns:w16sdtdh="http://schemas.microsoft.com/office/word/2020/wordml/sdtdatahash" xmlns:w16se="http://schemas.microsoft.com/office/word/2015/wordml/symex" xmlns:wpg="http://schemas.microsoft.com/office/word/2010/wordprocessingGroup" xmlns:wpi="http://schemas.microsoft.com/office/word/2010/wordprocessingInk" xmlns:wne="http://schemas.microsoft.com/office/word/2006/wordml" xmlns:wps="http://schemas.microsoft.com/office/word/2010/wordprocessingShape" mc:Ignorable="w14 w15 w16se w16cid w16 w16cex w16sdtdh wp14">
   <w:abstractNum w:abstractNumId="0" w15:restartNumberingAfterBreak="0">
     <w:nsid w:val="FFFFFF89"/>
     <w:multiLevelType w:val="singleLevel"/>
@@ -5853,103 +5904,103 @@
       </w:rPr>
     </w:lvl>
   </w:abstractNum>
-  <w:num w:numId="1" w16cid:durableId="1841851666">
+  <w:num w:numId="1">
     <w:abstractNumId w:val="20"/>
   </w:num>
-  <w:num w:numId="2" w16cid:durableId="124205906">
+  <w:num w:numId="2">
     <w:abstractNumId w:val="18"/>
   </w:num>
-  <w:num w:numId="3" w16cid:durableId="841968051">
+  <w:num w:numId="3">
     <w:abstractNumId w:val="21"/>
   </w:num>
-  <w:num w:numId="4" w16cid:durableId="1786462299">
+  <w:num w:numId="4">
     <w:abstractNumId w:val="9"/>
   </w:num>
-  <w:num w:numId="5" w16cid:durableId="519242602">
+  <w:num w:numId="5">
     <w:abstractNumId w:val="10"/>
   </w:num>
-  <w:num w:numId="6" w16cid:durableId="1695233673">
+  <w:num w:numId="6">
     <w:abstractNumId w:val="23"/>
   </w:num>
-  <w:num w:numId="7" w16cid:durableId="913853542">
+  <w:num w:numId="7">
     <w:abstractNumId w:val="15"/>
   </w:num>
-  <w:num w:numId="8" w16cid:durableId="1910771399">
+  <w:num w:numId="8">
     <w:abstractNumId w:val="13"/>
   </w:num>
-  <w:num w:numId="9" w16cid:durableId="942691393">
+  <w:num w:numId="9">
     <w:abstractNumId w:val="30"/>
   </w:num>
-  <w:num w:numId="10" w16cid:durableId="1013186656">
+  <w:num w:numId="10">
     <w:abstractNumId w:val="6"/>
   </w:num>
-  <w:num w:numId="11" w16cid:durableId="721557150">
+  <w:num w:numId="11">
     <w:abstractNumId w:val="24"/>
   </w:num>
-  <w:num w:numId="12" w16cid:durableId="172182769">
+  <w:num w:numId="12">
     <w:abstractNumId w:val="3"/>
   </w:num>
-  <w:num w:numId="13" w16cid:durableId="1147629156">
+  <w:num w:numId="13">
     <w:abstractNumId w:val="17"/>
   </w:num>
-  <w:num w:numId="14" w16cid:durableId="189613212">
+  <w:num w:numId="14">
     <w:abstractNumId w:val="19"/>
   </w:num>
-  <w:num w:numId="15" w16cid:durableId="988098106">
+  <w:num w:numId="15">
     <w:abstractNumId w:val="16"/>
   </w:num>
-  <w:num w:numId="16" w16cid:durableId="1288897638">
+  <w:num w:numId="16">
     <w:abstractNumId w:val="26"/>
   </w:num>
-  <w:num w:numId="17" w16cid:durableId="142546625">
+  <w:num w:numId="17">
     <w:abstractNumId w:val="5"/>
   </w:num>
-  <w:num w:numId="18" w16cid:durableId="1293948036">
+  <w:num w:numId="18">
     <w:abstractNumId w:val="14"/>
   </w:num>
-  <w:num w:numId="19" w16cid:durableId="1173834982">
+  <w:num w:numId="19">
     <w:abstractNumId w:val="22"/>
   </w:num>
-  <w:num w:numId="20" w16cid:durableId="2027831691">
+  <w:num w:numId="20">
     <w:abstractNumId w:val="4"/>
   </w:num>
-  <w:num w:numId="21" w16cid:durableId="314799758">
+  <w:num w:numId="21">
     <w:abstractNumId w:val="2"/>
   </w:num>
-  <w:num w:numId="22" w16cid:durableId="1354570293">
+  <w:num w:numId="22">
     <w:abstractNumId w:val="11"/>
   </w:num>
-  <w:num w:numId="23" w16cid:durableId="1424453302">
+  <w:num w:numId="23">
     <w:abstractNumId w:val="8"/>
   </w:num>
-  <w:num w:numId="24" w16cid:durableId="1028606080">
+  <w:num w:numId="24">
     <w:abstractNumId w:val="12"/>
   </w:num>
-  <w:num w:numId="25" w16cid:durableId="586159370">
+  <w:num w:numId="25">
     <w:abstractNumId w:val="25"/>
   </w:num>
-  <w:num w:numId="26" w16cid:durableId="950042391">
+  <w:num w:numId="26">
     <w:abstractNumId w:val="31"/>
   </w:num>
-  <w:num w:numId="27" w16cid:durableId="2092502089">
+  <w:num w:numId="27">
     <w:abstractNumId w:val="1"/>
   </w:num>
-  <w:num w:numId="28" w16cid:durableId="1157915356">
+  <w:num w:numId="28">
     <w:abstractNumId w:val="27"/>
   </w:num>
-  <w:num w:numId="29" w16cid:durableId="1086422014">
+  <w:num w:numId="29">
     <w:abstractNumId w:val="7"/>
   </w:num>
-  <w:num w:numId="30" w16cid:durableId="469830308">
+  <w:num w:numId="30">
     <w:abstractNumId w:val="29"/>
   </w:num>
-  <w:num w:numId="31" w16cid:durableId="605041396">
+  <w:num w:numId="31">
     <w:abstractNumId w:val="28"/>
   </w:num>
-  <w:num w:numId="32" w16cid:durableId="1214001998">
+  <w:num w:numId="32">
     <w:abstractNumId w:val="32"/>
   </w:num>
-  <w:num w:numId="33" w16cid:durableId="2066295224">
+  <w:num w:numId="33">
     <w:abstractNumId w:val="0"/>
   </w:num>
   <w:numIdMacAtCleanup w:val="7"/>
